--- a/public/images/Yinka_Giwa_CV.docx
+++ b/public/images/Yinka_Giwa_CV.docx
@@ -1,6 +1,6 @@
 
 <file path=word/document.xml><?xml version="1.0" encoding="utf-8"?>
-<w:document xmlns:wpc="http://schemas.microsoft.com/office/word/2010/wordprocessingCanvas" xmlns:cx="http://schemas.microsoft.com/office/drawing/2014/chartex" xmlns:cx1="http://schemas.microsoft.com/office/drawing/2015/9/8/chartex" xmlns:cx2="http://schemas.microsoft.com/office/drawing/2015/10/21/chartex" xmlns:cx3="http://schemas.microsoft.com/office/drawing/2016/5/9/chartex" xmlns:cx4="http://schemas.microsoft.com/office/drawing/2016/5/10/chartex" xmlns:cx5="http://schemas.microsoft.com/office/drawing/2016/5/11/chartex" xmlns:cx6="http://schemas.microsoft.com/office/drawing/2016/5/12/chartex" xmlns:cx7="http://schemas.microsoft.com/office/drawing/2016/5/13/chartex" xmlns:cx8="http://schemas.microsoft.com/office/drawing/2016/5/14/chartex" xmlns:mc="http://schemas.openxmlformats.org/markup-compatibility/2006" xmlns:aink="http://schemas.microsoft.com/office/drawing/2016/ink" xmlns:am3d="http://schemas.microsoft.com/office/drawing/2017/model3d" xmlns:o="urn:schemas-microsoft-com:office:office" xmlns:oel="http://schemas.microsoft.com/office/2019/extlst" xmlns:r="http://schemas.openxmlformats.org/officeDocument/2006/relationships" xmlns:m="http://schemas.openxmlformats.org/officeDocument/2006/math" xmlns:v="urn:schemas-microsoft-com:vml" xmlns:wp14="http://schemas.microsoft.com/office/word/2010/wordprocessingDrawing" xmlns:wp="http://schemas.openxmlformats.org/drawingml/2006/wordprocessingDrawing" xmlns:w10="urn:schemas-microsoft-com:office:word" xmlns:w="http://schemas.openxmlformats.org/wordprocessingml/2006/main" xmlns:w14="http://schemas.microsoft.com/office/word/2010/wordml" xmlns:w15="http://schemas.microsoft.com/office/word/2012/wordml" xmlns:w16cex="http://schemas.microsoft.com/office/word/2018/wordml/cex" xmlns:w16cid="http://schemas.microsoft.com/office/word/2016/wordml/cid" xmlns:w16="http://schemas.microsoft.com/office/word/2018/wordml" xmlns:w16du="http://schemas.microsoft.com/office/word/2023/wordml/word16du" xmlns:w16sdtdh="http://schemas.microsoft.com/office/word/2020/wordml/sdtdatahash" xmlns:w16sdtfl="http://schemas.microsoft.com/office/word/2024/wordml/sdtformatlock" xmlns:w16se="http://schemas.microsoft.com/office/word/2015/wordml/symex" xmlns:wpg="http://schemas.microsoft.com/office/word/2010/wordprocessingGroup" xmlns:wpi="http://schemas.microsoft.com/office/word/2010/wordprocessingInk" xmlns:wne="http://schemas.microsoft.com/office/word/2006/wordml" xmlns:wps="http://schemas.microsoft.com/office/word/2010/wordprocessingShape" mc:Ignorable="w14 w15 w16se w16cid w16 w16cex w16sdtdh w16sdtfl w16du wp14">
+<w:document xmlns:wpc="http://schemas.microsoft.com/office/word/2010/wordprocessingCanvas" xmlns:cx="http://schemas.microsoft.com/office/drawing/2014/chartex" xmlns:cx1="http://schemas.microsoft.com/office/drawing/2015/9/8/chartex" xmlns:cx2="http://schemas.microsoft.com/office/drawing/2015/10/21/chartex" xmlns:cx3="http://schemas.microsoft.com/office/drawing/2016/5/9/chartex" xmlns:cx4="http://schemas.microsoft.com/office/drawing/2016/5/10/chartex" xmlns:cx5="http://schemas.microsoft.com/office/drawing/2016/5/11/chartex" xmlns:cx6="http://schemas.microsoft.com/office/drawing/2016/5/12/chartex" xmlns:cx7="http://schemas.microsoft.com/office/drawing/2016/5/13/chartex" xmlns:cx8="http://schemas.microsoft.com/office/drawing/2016/5/14/chartex" xmlns:mc="http://schemas.openxmlformats.org/markup-compatibility/2006" xmlns:aink="http://schemas.microsoft.com/office/drawing/2016/ink" xmlns:am3d="http://schemas.microsoft.com/office/drawing/2017/model3d" xmlns:o="urn:schemas-microsoft-com:office:office" xmlns:oel="http://schemas.microsoft.com/office/2019/extlst" xmlns:r="http://schemas.openxmlformats.org/officeDocument/2006/relationships" xmlns:m="http://schemas.openxmlformats.org/officeDocument/2006/math" xmlns:v="urn:schemas-microsoft-com:vml" xmlns:wp14="http://schemas.microsoft.com/office/word/2010/wordprocessingDrawing" xmlns:wp="http://schemas.openxmlformats.org/drawingml/2006/wordprocessingDrawing" xmlns:w10="urn:schemas-microsoft-com:office:word" xmlns:w="http://schemas.openxmlformats.org/wordprocessingml/2006/main" xmlns:w14="http://schemas.microsoft.com/office/word/2010/wordml" xmlns:w15="http://schemas.microsoft.com/office/word/2012/wordml" xmlns:w16cex="http://schemas.microsoft.com/office/word/2018/wordml/cex" xmlns:w16cid="http://schemas.microsoft.com/office/word/2016/wordml/cid" xmlns:w16="http://schemas.microsoft.com/office/word/2018/wordml" xmlns:w16du="http://schemas.microsoft.com/office/word/2023/wordml/word16du" xmlns:w16sdtdh="http://schemas.microsoft.com/office/word/2020/wordml/sdtdatahash" xmlns:w16sdtfl="http://schemas.microsoft.com/office/word/2024/wordml/sdtformatlock" xmlns:w16se="http://schemas.microsoft.com/office/word/2015/wordml/symex" xmlns:wpg="http://schemas.microsoft.com/office/word/2010/wordprocessingGroup" xmlns:wpi="http://schemas.microsoft.com/office/word/2010/wordprocessingInk" xmlns:wne="http://schemas.microsoft.com/office/word/2006/wordml" xmlns:wps="http://schemas.microsoft.com/office/word/2010/wordprocessingShape" xmlns:a="http://schemas.openxmlformats.org/drawingml/2006/main" mc:Ignorable="w14 w15 w16se w16cid w16 w16cex w16sdtdh w16sdtfl w16du wp14">
   <w:body>
     <w:p>
       <w:pPr>
@@ -92,12 +92,12 @@
             </w:drawing>
           </mc:Choice>
           <mc:Fallback>
-            <w:pict>
-              <v:shapetype w14:anchorId="3FEA782B" id="_x0000_t6" coordsize="21600,21600" o:spt="6" path="m,l,21600r21600,xe">
+            <w:pict w14:anchorId="16115BED">
+              <v:shapetype id="_x0000_t6" coordsize="21600,21600" o:spt="6" path="m,l,21600r21600,xe" w14:anchorId="3FEA782B">
                 <v:stroke joinstyle="miter"/>
-                <v:path gradientshapeok="t" o:connecttype="custom" o:connectlocs="0,0;0,10800;0,21600;10800,21600;21600,21600;10800,10800" textboxrect="1800,12600,12600,19800"/>
+                <v:path textboxrect="1800,12600,12600,19800" gradientshapeok="t" o:connecttype="custom" o:connectlocs="0,0;0,10800;0,21600;10800,21600;21600,21600;10800,10800"/>
               </v:shapetype>
-              <v:shape id="AutoShape 15" o:spid="_x0000_s1026" type="#_x0000_t6" style="position:absolute;margin-left:-18.1pt;margin-top:0;width:387.75pt;height:153pt;flip:y;z-index:251658240;visibility:visible;mso-wrap-style:square;mso-width-percent:0;mso-height-percent:0;mso-wrap-distance-left:9pt;mso-wrap-distance-top:0;mso-wrap-distance-right:9pt;mso-wrap-distance-bottom:0;mso-position-horizontal:absolute;mso-position-horizontal-relative:text;mso-position-vertical:absolute;mso-position-vertical-relative:text;mso-width-percent:0;mso-height-percent:0;mso-width-relative:page;mso-height-relative:page;v-text-anchor:top" o:gfxdata="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" fillcolor="black [3213]" strokecolor="black [3213]"/>
+              <v:shape id="AutoShape 15" style="position:absolute;margin-left:-18.1pt;margin-top:0;width:387.75pt;height:153pt;flip:y;z-index:251658240;visibility:visible;mso-wrap-style:square;mso-width-percent:0;mso-height-percent:0;mso-wrap-distance-left:9pt;mso-wrap-distance-top:0;mso-wrap-distance-right:9pt;mso-wrap-distance-bottom:0;mso-position-horizontal:absolute;mso-position-horizontal-relative:text;mso-position-vertical:absolute;mso-position-vertical-relative:text;mso-width-percent:0;mso-height-percent:0;mso-width-relative:page;mso-height-relative:page;v-text-anchor:top" o:spid="_x0000_s1026" fillcolor="black [3213]" strokecolor="black [3213]" type="#_x0000_t6" o:gfxdata="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"/>
             </w:pict>
           </mc:Fallback>
         </mc:AlternateContent>
@@ -377,6 +377,12 @@
           <w:szCs w:val="24"/>
         </w:rPr>
         <w:tab/>
+      </w:r>
+      <w:r>
+        <w:rPr>
+          <w:sz w:val="24"/>
+          <w:szCs w:val="24"/>
+        </w:rPr>
         <w:t xml:space="preserve">          </w:t>
       </w:r>
       <w:r>
@@ -421,7 +427,8 @@
     <w:p>
       <w:r>
         <w:rPr>
-          <w:b/>
+          <w:b w:val="1"/>
+          <w:bCs w:val="1"/>
           <w:sz w:val="28"/>
           <w:szCs w:val="28"/>
         </w:rPr>
@@ -429,17 +436,19 @@
       </w:r>
       <w:r>
         <w:rPr>
-          <w:b/>
+          <w:b w:val="1"/>
+          <w:bCs w:val="1"/>
           <w:sz w:val="28"/>
           <w:szCs w:val="28"/>
         </w:rPr>
         <w:t xml:space="preserve">                                                             </w:t>
       </w:r>
-      <w:hyperlink r:id="rId6" w:history="1">
+      <w:hyperlink r:id="R0f58ce95e85946b8">
         <w:r>
           <w:rPr>
             <w:rStyle w:val="Hyperlink"/>
-            <w:b/>
+            <w:b w:val="1"/>
+            <w:bCs w:val="1"/>
             <w:sz w:val="28"/>
             <w:szCs w:val="28"/>
           </w:rPr>
@@ -469,8 +478,9 @@
       </w:pPr>
       <w:r>
         <w:rPr>
-          <w:b/>
-          <w:color w:val="343434" w:themeColor="background2" w:themeShade="40"/>
+          <w:b w:val="1"/>
+          <w:bCs w:val="1"/>
+          <w:color w:val="343434" w:themeColor="background2" w:themeTint="FF" w:themeShade="40"/>
           <w:sz w:val="52"/>
           <w:szCs w:val="52"/>
         </w:rPr>
@@ -478,8 +488,9 @@
       </w:r>
       <w:r>
         <w:rPr>
-          <w:b/>
-          <w:color w:val="343434" w:themeColor="background2" w:themeShade="40"/>
+          <w:b w:val="1"/>
+          <w:bCs w:val="1"/>
+          <w:color w:val="343434" w:themeColor="background2" w:themeTint="FF" w:themeShade="40"/>
           <w:sz w:val="52"/>
           <w:szCs w:val="52"/>
         </w:rPr>
@@ -487,8 +498,9 @@
       </w:r>
       <w:r>
         <w:rPr>
-          <w:b/>
-          <w:color w:val="343434" w:themeColor="background2" w:themeShade="40"/>
+          <w:b w:val="1"/>
+          <w:bCs w:val="1"/>
+          <w:color w:val="343434" w:themeColor="background2" w:themeTint="FF" w:themeShade="40"/>
           <w:sz w:val="52"/>
           <w:szCs w:val="52"/>
         </w:rPr>
@@ -496,168 +508,193 @@
       </w:r>
     </w:p>
     <w:p>
-      <w:pPr>
-        <w:rPr>
-          <w:color w:val="343434" w:themeColor="background2" w:themeShade="40"/>
-          <w:sz w:val="32"/>
-          <w:szCs w:val="32"/>
-        </w:rPr>
-      </w:pPr>
-      <w:r>
-        <w:rPr>
-          <w:color w:val="343434" w:themeColor="background2" w:themeShade="40"/>
-          <w:sz w:val="32"/>
-          <w:szCs w:val="32"/>
-        </w:rPr>
-        <w:t xml:space="preserve">     </w:t>
-      </w:r>
-      <w:r>
-        <w:rPr>
-          <w:color w:val="343434" w:themeColor="background2" w:themeShade="40"/>
-          <w:sz w:val="32"/>
-          <w:szCs w:val="32"/>
-        </w:rPr>
-        <w:t xml:space="preserve">I am a results-driven Full-Stack Developer with over five years of experience building high-performance, user-friendly web applications. Skilled in both front-end and back-end development, I have a strong track record of delivering scalable solutions for small to mid-sized companies. My expertise spans modern frameworks like Laravel, </w:t>
-      </w:r>
-      <w:proofErr w:type="spellStart"/>
-      <w:r>
-        <w:rPr>
-          <w:color w:val="343434" w:themeColor="background2" w:themeShade="40"/>
-          <w:sz w:val="32"/>
-          <w:szCs w:val="32"/>
-        </w:rPr>
-        <w:t>NestJS</w:t>
-      </w:r>
-      <w:proofErr w:type="spellEnd"/>
-      <w:r>
-        <w:rPr>
-          <w:color w:val="343434" w:themeColor="background2" w:themeShade="40"/>
-          <w:sz w:val="32"/>
-          <w:szCs w:val="32"/>
-        </w:rPr>
-        <w:t>, Vue, and React, enabling me to develop robust applications tailored to business needs.</w:t>
-      </w:r>
-    </w:p>
-    <w:p>
-      <w:pPr>
-        <w:rPr>
-          <w:color w:val="343434" w:themeColor="background2" w:themeShade="40"/>
-          <w:sz w:val="32"/>
-          <w:szCs w:val="32"/>
-        </w:rPr>
-      </w:pPr>
-      <w:r>
-        <w:rPr>
-          <w:color w:val="343434" w:themeColor="background2" w:themeShade="40"/>
-          <w:sz w:val="32"/>
-          <w:szCs w:val="32"/>
-        </w:rPr>
-        <w:t xml:space="preserve">    </w:t>
-      </w:r>
-      <w:r>
-        <w:rPr>
-          <w:color w:val="343434" w:themeColor="background2" w:themeShade="40"/>
-          <w:sz w:val="32"/>
-          <w:szCs w:val="32"/>
-        </w:rPr>
-        <w:t xml:space="preserve">I thrive in dynamic, fast-paced environments, adapting quickly to new technologies and industry trends. I have extensive experience with </w:t>
-      </w:r>
-      <w:r>
-        <w:rPr>
-          <w:b/>
-          <w:bCs/>
-          <w:color w:val="343434" w:themeColor="background2" w:themeShade="40"/>
-          <w:sz w:val="32"/>
-          <w:szCs w:val="32"/>
-        </w:rPr>
-        <w:t>Test-Driven Development (TDD)</w:t>
-      </w:r>
-      <w:r>
-        <w:rPr>
-          <w:color w:val="343434" w:themeColor="background2" w:themeShade="40"/>
-          <w:sz w:val="32"/>
-          <w:szCs w:val="32"/>
-        </w:rPr>
-        <w:t xml:space="preserve">, ensuring code reliability and maintainability through unit and feature testing. Additionally, I am well-versed in </w:t>
-      </w:r>
-      <w:r>
-        <w:rPr>
-          <w:b/>
-          <w:bCs/>
-          <w:color w:val="343434" w:themeColor="background2" w:themeShade="40"/>
-          <w:sz w:val="32"/>
-          <w:szCs w:val="32"/>
-        </w:rPr>
-        <w:t>CI/CD pipelines</w:t>
-      </w:r>
-      <w:r>
-        <w:rPr>
-          <w:color w:val="343434" w:themeColor="background2" w:themeShade="40"/>
-          <w:sz w:val="32"/>
-          <w:szCs w:val="32"/>
-        </w:rPr>
-        <w:t>, automating deployment processes to streamline development workflows and maintain high application availability.</w:t>
-      </w:r>
-    </w:p>
-    <w:p>
-      <w:pPr>
-        <w:rPr>
-          <w:color w:val="343434" w:themeColor="background2" w:themeShade="40"/>
-          <w:sz w:val="32"/>
-          <w:szCs w:val="32"/>
-        </w:rPr>
-      </w:pPr>
-      <w:r>
-        <w:rPr>
-          <w:color w:val="343434" w:themeColor="background2" w:themeShade="40"/>
-          <w:sz w:val="32"/>
-          <w:szCs w:val="32"/>
-        </w:rPr>
-        <w:t xml:space="preserve">     </w:t>
-      </w:r>
-      <w:r>
-        <w:rPr>
-          <w:color w:val="343434" w:themeColor="background2" w:themeShade="40"/>
-          <w:sz w:val="32"/>
-          <w:szCs w:val="32"/>
-        </w:rPr>
-        <w:t xml:space="preserve">Passionate about clean, maintainable code, I actively contribute to team success through collaboration, problem-solving, and continuous learning. With a strong foundation in </w:t>
-      </w:r>
-      <w:r>
-        <w:rPr>
-          <w:b/>
-          <w:bCs/>
-          <w:color w:val="343434" w:themeColor="background2" w:themeShade="40"/>
-          <w:sz w:val="32"/>
-          <w:szCs w:val="32"/>
-        </w:rPr>
-        <w:t>microservices, API development, and cloud technologies</w:t>
-      </w:r>
-      <w:r>
-        <w:rPr>
-          <w:color w:val="343434" w:themeColor="background2" w:themeShade="40"/>
-          <w:sz w:val="32"/>
-          <w:szCs w:val="32"/>
-        </w:rPr>
-        <w:t xml:space="preserve">, I ensure that the applications I build are efficient, secure, and </w:t>
-      </w:r>
-      <w:proofErr w:type="gramStart"/>
-      <w:r>
-        <w:rPr>
-          <w:color w:val="343434" w:themeColor="background2" w:themeShade="40"/>
-          <w:sz w:val="32"/>
-          <w:szCs w:val="32"/>
-        </w:rPr>
-        <w:t>future-proof</w:t>
-      </w:r>
-      <w:proofErr w:type="gramEnd"/>
-      <w:r>
-        <w:rPr>
-          <w:color w:val="343434" w:themeColor="background2" w:themeShade="40"/>
+      <w:r>
+        <w:rPr>
+          <w:color w:val="343434" w:themeColor="background2" w:themeTint="FF" w:themeShade="40"/>
+          <w:sz w:val="32"/>
+          <w:szCs w:val="32"/>
+        </w:rPr>
+        <w:t xml:space="preserve">    I am a Full Stack Developer with </w:t>
+      </w:r>
+      <w:r>
+        <w:rPr>
+          <w:color w:val="343434" w:themeColor="background2" w:themeTint="FF" w:themeShade="40"/>
+          <w:sz w:val="32"/>
+          <w:szCs w:val="32"/>
+        </w:rPr>
+        <w:t>4</w:t>
+      </w:r>
+      <w:r>
+        <w:rPr>
+          <w:color w:val="343434" w:themeColor="background2" w:themeTint="FF" w:themeShade="40"/>
+          <w:sz w:val="32"/>
+          <w:szCs w:val="32"/>
+        </w:rPr>
+        <w:t xml:space="preserve"> plus years of experience building web applications from product interface to backend services and deployment. I work </w:t>
+      </w:r>
+      <w:r>
+        <w:rPr>
+          <w:color w:val="343434" w:themeColor="background2" w:themeTint="FF" w:themeShade="40"/>
+          <w:sz w:val="32"/>
+          <w:szCs w:val="32"/>
+        </w:rPr>
+        <w:t>mainly with</w:t>
+      </w:r>
+      <w:r>
+        <w:rPr>
+          <w:color w:val="343434" w:themeColor="background2" w:themeTint="FF" w:themeShade="40"/>
+          <w:sz w:val="32"/>
+          <w:szCs w:val="32"/>
+        </w:rPr>
+        <w:t xml:space="preserve"> PHP, Laravel, Next.js, React, TypeScript, Laravel, PostgreSQL, and Docker, and I have developed and </w:t>
+      </w:r>
+      <w:r>
+        <w:rPr>
+          <w:color w:val="343434" w:themeColor="background2" w:themeTint="FF" w:themeShade="40"/>
+          <w:sz w:val="32"/>
+          <w:szCs w:val="32"/>
+        </w:rPr>
+        <w:t>maintain</w:t>
+      </w:r>
+      <w:r>
+        <w:rPr>
+          <w:color w:val="343434" w:themeColor="background2" w:themeTint="FF" w:themeShade="40"/>
+          <w:sz w:val="32"/>
+          <w:szCs w:val="32"/>
+        </w:rPr>
+        <w:t xml:space="preserve"> production projects on </w:t>
+      </w:r>
+      <w:r>
+        <w:rPr>
+          <w:color w:val="343434" w:themeColor="background2" w:themeTint="FF" w:themeShade="40"/>
+          <w:sz w:val="32"/>
+          <w:szCs w:val="32"/>
+        </w:rPr>
+        <w:t>runni</w:t>
+      </w:r>
+      <w:r>
+        <w:rPr>
+          <w:color w:val="343434" w:themeColor="background2" w:themeTint="FF" w:themeShade="40"/>
+          <w:sz w:val="32"/>
+          <w:szCs w:val="32"/>
+        </w:rPr>
+        <w:t>n</w:t>
+      </w:r>
+      <w:r>
+        <w:rPr>
+          <w:color w:val="343434" w:themeColor="background2" w:themeTint="FF" w:themeShade="40"/>
+          <w:sz w:val="32"/>
+          <w:szCs w:val="32"/>
+        </w:rPr>
+        <w:t>g</w:t>
+      </w:r>
+      <w:r>
+        <w:rPr>
+          <w:color w:val="343434" w:themeColor="background2" w:themeTint="FF" w:themeShade="40"/>
+          <w:sz w:val="32"/>
+          <w:szCs w:val="32"/>
+        </w:rPr>
+        <w:t xml:space="preserve"> on Forge,</w:t>
+      </w:r>
+      <w:r>
+        <w:rPr>
+          <w:color w:val="343434" w:themeColor="background2" w:themeTint="FF" w:themeShade="40"/>
+          <w:sz w:val="32"/>
+          <w:szCs w:val="32"/>
+        </w:rPr>
+        <w:t xml:space="preserve"> </w:t>
+      </w:r>
+      <w:r>
+        <w:rPr>
+          <w:color w:val="343434" w:themeColor="background2" w:themeTint="FF" w:themeShade="40"/>
+          <w:sz w:val="32"/>
+          <w:szCs w:val="32"/>
+        </w:rPr>
+        <w:t>AWS</w:t>
+      </w:r>
+      <w:r>
+        <w:rPr>
+          <w:color w:val="343434" w:themeColor="background2" w:themeTint="FF" w:themeShade="40"/>
+          <w:sz w:val="32"/>
+          <w:szCs w:val="32"/>
+        </w:rPr>
+        <w:t xml:space="preserve"> and </w:t>
+      </w:r>
+      <w:r>
+        <w:rPr>
+          <w:color w:val="343434" w:themeColor="background2" w:themeTint="FF" w:themeShade="40"/>
+          <w:sz w:val="32"/>
+          <w:szCs w:val="32"/>
+        </w:rPr>
+        <w:t>Vercel</w:t>
+      </w:r>
+      <w:r>
+        <w:rPr>
+          <w:color w:val="343434" w:themeColor="background2" w:themeTint="FF" w:themeShade="40"/>
           <w:sz w:val="32"/>
           <w:szCs w:val="32"/>
         </w:rPr>
         <w:t>.</w:t>
+      </w:r>
+    </w:p>
+    <w:p>
+      <w:pPr>
+        <w:pStyle w:val="Normal"/>
+        <w:rPr>
+          <w:color w:val="343434" w:themeColor="background2" w:themeTint="FF" w:themeShade="40"/>
+          <w:sz w:val="32"/>
+          <w:szCs w:val="32"/>
+        </w:rPr>
+      </w:pPr>
+      <w:r>
+        <w:rPr>
+          <w:color w:val="343434" w:themeColor="background2" w:themeTint="FF" w:themeShade="40"/>
+          <w:sz w:val="32"/>
+          <w:szCs w:val="32"/>
+        </w:rPr>
+        <w:t xml:space="preserve">My recent work includes platforms with authentication, payment integration, </w:t>
+      </w:r>
+      <w:r>
+        <w:rPr>
+          <w:color w:val="343434" w:themeColor="background2" w:themeTint="FF" w:themeShade="40"/>
+          <w:sz w:val="32"/>
+          <w:szCs w:val="32"/>
+        </w:rPr>
+        <w:t xml:space="preserve">AI agent and Twilio integrations, </w:t>
+      </w:r>
+      <w:r>
+        <w:rPr>
+          <w:color w:val="343434" w:themeColor="background2" w:themeTint="FF" w:themeShade="40"/>
+          <w:sz w:val="32"/>
+          <w:szCs w:val="32"/>
+        </w:rPr>
+        <w:t>REST APIs, background jobs, and responsive user experiences. I focus on writing maintainable code, shipping features quickly, and balancing product needs with long term code quality.</w:t>
+      </w:r>
+    </w:p>
+    <w:p>
+      <w:pPr>
+        <w:pStyle w:val="Normal"/>
+      </w:pPr>
+      <w:r>
+        <w:rPr>
+          <w:color w:val="343434" w:themeColor="background2" w:themeTint="FF" w:themeShade="40"/>
+          <w:sz w:val="32"/>
+          <w:szCs w:val="32"/>
+        </w:rPr>
+        <w:t>I am comfortable in fast moving teams and I adapt quickly to new tools and domains. I use testing practices to improve reliability and I support delivery through CI and deployment workflows.</w:t>
+      </w:r>
+    </w:p>
+    <w:p>
+      <w:pPr>
+        <w:pStyle w:val="Normal"/>
+      </w:pPr>
+      <w:r>
+        <w:rPr>
+          <w:color w:val="343434" w:themeColor="background2" w:themeTint="FF" w:themeShade="40"/>
+          <w:sz w:val="32"/>
+          <w:szCs w:val="32"/>
+        </w:rPr>
+        <w:t>I am also expanding my work in applied AI. I have been learning FastAPI for ML oriented services, practicing core ML concepts such as implementing gradient descent for linear regression, and integrating AI agent style workflows into real product flows.</w:t>
       </w:r>
     </w:p>
     <w:p>
@@ -674,7 +711,8 @@
         <w:spacing w:after="0"/>
         <w:jc w:val="center"/>
         <w:rPr>
-          <w:b/>
+          <w:b w:val="1"/>
+          <w:bCs w:val="1"/>
           <w:color w:val="343434" w:themeColor="background2" w:themeShade="40"/>
           <w:sz w:val="52"/>
           <w:szCs w:val="52"/>
@@ -682,8 +720,9 @@
       </w:pPr>
       <w:r>
         <w:rPr>
-          <w:b/>
-          <w:color w:val="343434" w:themeColor="background2" w:themeShade="40"/>
+          <w:b w:val="1"/>
+          <w:bCs w:val="1"/>
+          <w:color w:val="343434" w:themeColor="background2" w:themeTint="FF" w:themeShade="40"/>
           <w:sz w:val="52"/>
           <w:szCs w:val="52"/>
         </w:rPr>
@@ -691,12 +730,33 @@
       </w:r>
       <w:r>
         <w:rPr>
-          <w:b/>
-          <w:color w:val="343434" w:themeColor="background2" w:themeShade="40"/>
+          <w:b w:val="1"/>
+          <w:bCs w:val="1"/>
+          <w:color w:val="343434" w:themeColor="background2" w:themeTint="FF" w:themeShade="40"/>
           <w:sz w:val="52"/>
           <w:szCs w:val="52"/>
         </w:rPr>
-        <w:t xml:space="preserve"> (over 5 years)</w:t>
+        <w:t xml:space="preserve"> (over </w:t>
+      </w:r>
+      <w:r>
+        <w:rPr>
+          <w:b w:val="1"/>
+          <w:bCs w:val="1"/>
+          <w:color w:val="343434" w:themeColor="background2" w:themeTint="FF" w:themeShade="40"/>
+          <w:sz w:val="52"/>
+          <w:szCs w:val="52"/>
+        </w:rPr>
+        <w:t>4</w:t>
+      </w:r>
+      <w:r>
+        <w:rPr>
+          <w:b w:val="1"/>
+          <w:bCs w:val="1"/>
+          <w:color w:val="343434" w:themeColor="background2" w:themeTint="FF" w:themeShade="40"/>
+          <w:sz w:val="52"/>
+          <w:szCs w:val="52"/>
+        </w:rPr>
+        <w:t xml:space="preserve"> years)</w:t>
       </w:r>
     </w:p>
     <w:p>
@@ -715,7 +775,8 @@
       <w:pPr>
         <w:spacing w:after="0"/>
         <w:rPr>
-          <w:b/>
+          <w:b w:val="1"/>
+          <w:bCs w:val="1"/>
           <w:color w:val="343434" w:themeColor="background2" w:themeShade="40"/>
           <w:sz w:val="36"/>
           <w:szCs w:val="36"/>
@@ -723,8 +784,9 @@
       </w:pPr>
       <w:r>
         <w:rPr>
-          <w:b/>
-          <w:color w:val="343434" w:themeColor="background2" w:themeShade="40"/>
+          <w:b w:val="1"/>
+          <w:bCs w:val="1"/>
+          <w:color w:val="343434" w:themeColor="background2" w:themeTint="FF" w:themeShade="40"/>
           <w:sz w:val="52"/>
           <w:szCs w:val="52"/>
         </w:rPr>
@@ -732,8 +794,9 @@
       </w:r>
       <w:r>
         <w:rPr>
-          <w:b/>
-          <w:color w:val="343434" w:themeColor="background2" w:themeShade="40"/>
+          <w:b w:val="1"/>
+          <w:bCs w:val="1"/>
+          <w:color w:val="343434" w:themeColor="background2" w:themeTint="FF" w:themeShade="40"/>
           <w:sz w:val="36"/>
           <w:szCs w:val="36"/>
         </w:rPr>
@@ -741,89 +804,89 @@
       </w:r>
       <w:r>
         <w:rPr>
-          <w:b/>
-          <w:color w:val="343434" w:themeColor="background2" w:themeShade="40"/>
+          <w:b w:val="1"/>
+          <w:bCs w:val="1"/>
+          <w:color w:val="343434" w:themeColor="background2" w:themeTint="FF" w:themeShade="40"/>
+          <w:sz w:val="36"/>
+          <w:szCs w:val="36"/>
+        </w:rPr>
+        <w:t>Prospecto</w:t>
+      </w:r>
+      <w:r>
+        <w:rPr>
+          <w:b w:val="1"/>
+          <w:bCs w:val="1"/>
+          <w:color w:val="343434" w:themeColor="background2" w:themeTint="FF" w:themeShade="40"/>
+          <w:sz w:val="36"/>
+          <w:szCs w:val="36"/>
+        </w:rPr>
+        <w:t>r</w:t>
+      </w:r>
+      <w:r>
+        <w:rPr>
+          <w:b w:val="1"/>
+          <w:bCs w:val="1"/>
+          <w:color w:val="343434" w:themeColor="background2" w:themeTint="FF" w:themeShade="40"/>
+          <w:sz w:val="36"/>
+          <w:szCs w:val="36"/>
+        </w:rPr>
+        <w:t xml:space="preserve"> </w:t>
+      </w:r>
+      <w:r>
+        <w:rPr>
+          <w:b w:val="1"/>
+          <w:bCs w:val="1"/>
+          <w:color w:val="343434" w:themeColor="background2" w:themeTint="FF" w:themeShade="40"/>
+          <w:sz w:val="36"/>
+          <w:szCs w:val="36"/>
+        </w:rPr>
+        <w:t xml:space="preserve">Pro </w:t>
+      </w:r>
+      <w:r>
+        <w:rPr>
+          <w:b w:val="1"/>
+          <w:bCs w:val="1"/>
+          <w:color w:val="343434" w:themeColor="background2" w:themeTint="FF" w:themeShade="40"/>
           <w:sz w:val="40"/>
           <w:szCs w:val="40"/>
         </w:rPr>
-        <w:t>Elevate (</w:t>
-      </w:r>
-      <w:r>
-        <w:rPr>
-          <w:b/>
-          <w:color w:val="343434" w:themeColor="background2" w:themeShade="40"/>
+        <w:t>202</w:t>
+      </w:r>
+      <w:r>
+        <w:rPr>
+          <w:b w:val="1"/>
+          <w:bCs w:val="1"/>
+          <w:color w:val="343434" w:themeColor="background2" w:themeTint="FF" w:themeShade="40"/>
           <w:sz w:val="40"/>
           <w:szCs w:val="40"/>
         </w:rPr>
-        <w:t>Formerly</w:t>
-      </w:r>
-      <w:r>
-        <w:rPr>
-          <w:b/>
-          <w:color w:val="343434" w:themeColor="background2" w:themeShade="40"/>
-          <w:sz w:val="36"/>
-          <w:szCs w:val="36"/>
-        </w:rPr>
-        <w:t xml:space="preserve"> </w:t>
-      </w:r>
-      <w:r>
-        <w:rPr>
-          <w:b/>
-          <w:color w:val="343434" w:themeColor="background2" w:themeShade="40"/>
+        <w:t>4</w:t>
+      </w:r>
+      <w:r>
+        <w:rPr>
+          <w:b w:val="1"/>
+          <w:bCs w:val="1"/>
+          <w:color w:val="343434" w:themeColor="background2" w:themeTint="FF" w:themeShade="40"/>
           <w:sz w:val="40"/>
           <w:szCs w:val="40"/>
         </w:rPr>
-        <w:t>Telcom Networks</w:t>
-      </w:r>
-      <w:r>
-        <w:rPr>
-          <w:b/>
-          <w:color w:val="343434" w:themeColor="background2" w:themeShade="40"/>
+        <w:t xml:space="preserve"> </w:t>
+      </w:r>
+      <w:r>
+        <w:rPr>
+          <w:b w:val="1"/>
+          <w:bCs w:val="1"/>
+          <w:color w:val="343434" w:themeColor="background2" w:themeTint="FF" w:themeShade="40"/>
           <w:sz w:val="40"/>
           <w:szCs w:val="40"/>
         </w:rPr>
-        <w:t>)</w:t>
-      </w:r>
-      <w:r>
-        <w:rPr>
-          <w:b/>
-          <w:color w:val="343434" w:themeColor="background2" w:themeShade="40"/>
-          <w:sz w:val="40"/>
-          <w:szCs w:val="40"/>
-        </w:rPr>
-        <w:t xml:space="preserve"> </w:t>
-      </w:r>
-      <w:r>
-        <w:rPr>
-          <w:b/>
-          <w:color w:val="343434" w:themeColor="background2" w:themeShade="40"/>
-          <w:sz w:val="40"/>
-          <w:szCs w:val="40"/>
-        </w:rPr>
-        <w:t>202</w:t>
-      </w:r>
-      <w:r>
-        <w:rPr>
-          <w:b/>
-          <w:color w:val="343434" w:themeColor="background2" w:themeShade="40"/>
-          <w:sz w:val="40"/>
-          <w:szCs w:val="40"/>
-        </w:rPr>
-        <w:t>2</w:t>
-      </w:r>
-      <w:r>
-        <w:rPr>
-          <w:b/>
-          <w:color w:val="343434" w:themeColor="background2" w:themeShade="40"/>
-          <w:sz w:val="40"/>
-          <w:szCs w:val="40"/>
-        </w:rPr>
         <w:t>-Present</w:t>
       </w:r>
       <w:r>
         <w:rPr>
-          <w:b/>
-          <w:color w:val="343434" w:themeColor="background2" w:themeShade="40"/>
+          <w:b w:val="1"/>
+          <w:bCs w:val="1"/>
+          <w:color w:val="343434" w:themeColor="background2" w:themeTint="FF" w:themeShade="40"/>
           <w:sz w:val="40"/>
           <w:szCs w:val="40"/>
         </w:rPr>
@@ -958,8 +1021,7 @@
       </w:pPr>
       <w:r>
         <w:rPr>
-          <w:bCs/>
-          <w:color w:val="343434" w:themeColor="background2" w:themeShade="40"/>
+          <w:color w:val="343434" w:themeColor="background2" w:themeTint="FF" w:themeShade="40"/>
           <w:sz w:val="32"/>
           <w:szCs w:val="32"/>
         </w:rPr>
@@ -967,8 +1029,7 @@
       </w:r>
       <w:r>
         <w:rPr>
-          <w:bCs/>
-          <w:color w:val="343434" w:themeColor="background2" w:themeShade="40"/>
+          <w:color w:val="343434" w:themeColor="background2" w:themeTint="FF" w:themeShade="40"/>
           <w:sz w:val="32"/>
           <w:szCs w:val="32"/>
         </w:rPr>
@@ -982,31 +1043,24 @@
           <w:ilvl w:val="0"/>
           <w:numId w:val="4"/>
         </w:numPr>
-        <w:spacing w:after="0"/>
-        <w:rPr>
-          <w:bCs/>
-          <w:color w:val="343434" w:themeColor="background2" w:themeShade="40"/>
-          <w:sz w:val="32"/>
-          <w:szCs w:val="32"/>
-        </w:rPr>
-      </w:pPr>
-      <w:r>
-        <w:rPr>
-          <w:bCs/>
-          <w:color w:val="343434" w:themeColor="background2" w:themeShade="40"/>
-          <w:sz w:val="32"/>
-          <w:szCs w:val="32"/>
-        </w:rPr>
-        <w:t>Participated in code reviews and provided feedback to team members</w:t>
-      </w:r>
-      <w:r>
-        <w:rPr>
-          <w:bCs/>
-          <w:color w:val="343434" w:themeColor="background2" w:themeShade="40"/>
-          <w:sz w:val="32"/>
-          <w:szCs w:val="32"/>
-        </w:rPr>
-        <w:t>.</w:t>
+        <w:suppressLineNumbers w:val="0"/>
+        <w:bidi w:val="0"/>
+        <w:spacing w:before="0" w:beforeAutospacing="off" w:after="0" w:afterAutospacing="off" w:line="276" w:lineRule="auto"/>
+        <w:ind w:left="720" w:right="0" w:hanging="360"/>
+        <w:jc w:val="left"/>
+        <w:rPr>
+          <w:color w:val="343434" w:themeColor="background2" w:themeTint="FF" w:themeShade="40"/>
+          <w:sz w:val="32"/>
+          <w:szCs w:val="32"/>
+        </w:rPr>
+      </w:pPr>
+      <w:r>
+        <w:rPr>
+          <w:color w:val="343434" w:themeColor="background2" w:themeTint="FF" w:themeShade="40"/>
+          <w:sz w:val="32"/>
+          <w:szCs w:val="32"/>
+        </w:rPr>
+        <w:t>Integrated Twilio and AI agents.</w:t>
       </w:r>
     </w:p>
     <w:p>
@@ -1031,76 +1085,132 @@
           <w:sz w:val="32"/>
           <w:szCs w:val="32"/>
         </w:rPr>
-        <w:lastRenderedPageBreak/>
         <w:t>Worked with microservices and modular architecture.</w:t>
       </w:r>
     </w:p>
     <w:p>
       <w:pPr>
-        <w:pStyle w:val="ListParagraph"/>
-        <w:spacing w:after="0"/>
-        <w:rPr>
-          <w:bCs/>
-          <w:color w:val="343434" w:themeColor="background2" w:themeShade="40"/>
-          <w:sz w:val="32"/>
-          <w:szCs w:val="32"/>
-        </w:rPr>
-      </w:pPr>
-    </w:p>
-    <w:p>
-      <w:pPr>
-        <w:spacing w:after="0"/>
-        <w:rPr>
-          <w:b/>
-          <w:color w:val="343434" w:themeColor="background2" w:themeShade="40"/>
+        <w:pStyle w:val="Normal"/>
+        <w:spacing w:after="0"/>
+        <w:rPr>
+          <w:color w:val="343434" w:themeColor="background2" w:themeShade="40"/>
+          <w:sz w:val="32"/>
+          <w:szCs w:val="32"/>
+        </w:rPr>
+      </w:pPr>
+    </w:p>
+    <w:p>
+      <w:pPr>
+        <w:pStyle w:val="Normal"/>
+        <w:spacing w:after="0"/>
+        <w:ind w:left="0"/>
+        <w:rPr>
+          <w:b w:val="1"/>
+          <w:bCs w:val="1"/>
+          <w:color w:val="343434" w:themeColor="background2" w:themeTint="FF" w:themeShade="40"/>
           <w:sz w:val="40"/>
           <w:szCs w:val="40"/>
         </w:rPr>
       </w:pPr>
       <w:r>
         <w:rPr>
-          <w:b/>
-          <w:color w:val="343434" w:themeColor="background2" w:themeShade="40"/>
+          <w:b w:val="1"/>
+          <w:bCs w:val="1"/>
+          <w:color w:val="343434" w:themeColor="background2" w:themeTint="FF" w:themeShade="40"/>
+          <w:sz w:val="52"/>
+          <w:szCs w:val="52"/>
+        </w:rPr>
+        <w:t>-</w:t>
+      </w:r>
+      <w:r>
+        <w:rPr>
+          <w:b w:val="1"/>
+          <w:bCs w:val="1"/>
+          <w:color w:val="343434" w:themeColor="background2" w:themeTint="FF" w:themeShade="40"/>
+          <w:sz w:val="36"/>
+          <w:szCs w:val="36"/>
+        </w:rPr>
+        <w:t xml:space="preserve">   </w:t>
+      </w:r>
+      <w:r>
+        <w:rPr>
+          <w:b w:val="1"/>
+          <w:bCs w:val="1"/>
+          <w:color w:val="343434" w:themeColor="background2" w:themeTint="FF" w:themeShade="40"/>
           <w:sz w:val="40"/>
           <w:szCs w:val="40"/>
         </w:rPr>
-        <w:t>-   Developer at One call Insurance 20</w:t>
-      </w:r>
-      <w:r>
-        <w:rPr>
-          <w:b/>
-          <w:color w:val="343434" w:themeColor="background2" w:themeShade="40"/>
+        <w:t>Elevate (Formerly</w:t>
+      </w:r>
+      <w:r>
+        <w:rPr>
+          <w:b w:val="1"/>
+          <w:bCs w:val="1"/>
+          <w:color w:val="343434" w:themeColor="background2" w:themeTint="FF" w:themeShade="40"/>
+          <w:sz w:val="36"/>
+          <w:szCs w:val="36"/>
+        </w:rPr>
+        <w:t xml:space="preserve"> </w:t>
+      </w:r>
+      <w:r>
+        <w:rPr>
+          <w:b w:val="1"/>
+          <w:bCs w:val="1"/>
+          <w:color w:val="343434" w:themeColor="background2" w:themeTint="FF" w:themeShade="40"/>
           <w:sz w:val="40"/>
           <w:szCs w:val="40"/>
         </w:rPr>
-        <w:t>19</w:t>
-      </w:r>
-      <w:r>
-        <w:rPr>
-          <w:b/>
-          <w:color w:val="343434" w:themeColor="background2" w:themeShade="40"/>
+        <w:t>Telcom Networks</w:t>
+      </w:r>
+      <w:r>
+        <w:rPr>
+          <w:b w:val="1"/>
+          <w:bCs w:val="1"/>
+          <w:color w:val="343434" w:themeColor="background2" w:themeTint="FF" w:themeShade="40"/>
           <w:sz w:val="40"/>
           <w:szCs w:val="40"/>
         </w:rPr>
-        <w:t>-202</w:t>
-      </w:r>
-      <w:r>
-        <w:rPr>
-          <w:b/>
-          <w:color w:val="343434" w:themeColor="background2" w:themeShade="40"/>
+        <w:t xml:space="preserve">) </w:t>
+      </w:r>
+      <w:r>
+        <w:rPr>
+          <w:b w:val="1"/>
+          <w:bCs w:val="1"/>
+          <w:color w:val="343434" w:themeColor="background2" w:themeTint="FF" w:themeShade="40"/>
           <w:sz w:val="40"/>
           <w:szCs w:val="40"/>
         </w:rPr>
-        <w:t>2</w:t>
-      </w:r>
-      <w:r>
-        <w:rPr>
-          <w:b/>
-          <w:color w:val="343434" w:themeColor="background2" w:themeShade="40"/>
+        <w:t>202</w:t>
+      </w:r>
+      <w:r>
+        <w:rPr>
+          <w:b w:val="1"/>
+          <w:bCs w:val="1"/>
+          <w:color w:val="343434" w:themeColor="background2" w:themeTint="FF" w:themeShade="40"/>
           <w:sz w:val="40"/>
           <w:szCs w:val="40"/>
         </w:rPr>
-        <w:t>.</w:t>
+        <w:t>2</w:t>
+      </w:r>
+      <w:r>
+        <w:rPr>
+          <w:b w:val="1"/>
+          <w:bCs w:val="1"/>
+          <w:color w:val="343434" w:themeColor="background2" w:themeTint="FF" w:themeShade="40"/>
+          <w:sz w:val="40"/>
+          <w:szCs w:val="40"/>
+        </w:rPr>
+        <w:t>-</w:t>
+      </w:r>
+      <w:r>
+        <w:rPr>
+          <w:b w:val="1"/>
+          <w:bCs w:val="1"/>
+          <w:color w:val="343434" w:themeColor="background2" w:themeTint="FF" w:themeShade="40"/>
+          <w:sz w:val="40"/>
+          <w:szCs w:val="40"/>
+        </w:rPr>
+        <w:t>2024</w:t>
       </w:r>
     </w:p>
     <w:p>
@@ -1110,49 +1220,40 @@
           <w:ilvl w:val="0"/>
           <w:numId w:val="3"/>
         </w:numPr>
-        <w:spacing w:after="0"/>
-        <w:rPr>
-          <w:bCs/>
-          <w:color w:val="343434" w:themeColor="background2" w:themeShade="40"/>
-          <w:sz w:val="32"/>
-          <w:szCs w:val="32"/>
-        </w:rPr>
-      </w:pPr>
-      <w:r>
-        <w:rPr>
-          <w:bCs/>
-          <w:color w:val="343434" w:themeColor="background2" w:themeShade="40"/>
-          <w:sz w:val="32"/>
-          <w:szCs w:val="32"/>
-        </w:rPr>
-        <w:t xml:space="preserve">Developed and maintained responsive web applications using React, Next JS, </w:t>
-      </w:r>
-      <w:r>
-        <w:rPr>
-          <w:bCs/>
-          <w:color w:val="343434" w:themeColor="background2" w:themeShade="40"/>
-          <w:sz w:val="32"/>
-          <w:szCs w:val="32"/>
-        </w:rPr>
-        <w:t xml:space="preserve">Laravel, Nest JS </w:t>
-      </w:r>
-      <w:r>
-        <w:rPr>
-          <w:bCs/>
-          <w:color w:val="343434" w:themeColor="background2" w:themeShade="40"/>
-          <w:sz w:val="32"/>
-          <w:szCs w:val="32"/>
-        </w:rPr>
-        <w:t>and PHP</w:t>
-      </w:r>
-      <w:r>
-        <w:rPr>
-          <w:bCs/>
-          <w:color w:val="343434" w:themeColor="background2" w:themeShade="40"/>
-          <w:sz w:val="32"/>
-          <w:szCs w:val="32"/>
-        </w:rPr>
-        <w:t xml:space="preserve"> Working with a team to develop web applications from scratch.</w:t>
+        <w:suppressLineNumbers w:val="0"/>
+        <w:bidi w:val="0"/>
+        <w:spacing w:before="0" w:beforeAutospacing="off" w:after="0" w:afterAutospacing="off" w:line="276" w:lineRule="auto"/>
+        <w:ind w:left="720" w:right="0" w:hanging="360"/>
+        <w:jc w:val="left"/>
+        <w:rPr>
+          <w:color w:val="343434" w:themeColor="background2" w:themeTint="FF" w:themeShade="40"/>
+          <w:sz w:val="32"/>
+          <w:szCs w:val="32"/>
+        </w:rPr>
+      </w:pPr>
+      <w:r>
+        <w:rPr>
+          <w:color w:val="343434" w:themeColor="background2" w:themeTint="FF" w:themeShade="40"/>
+          <w:sz w:val="32"/>
+          <w:szCs w:val="32"/>
+        </w:rPr>
+        <w:t xml:space="preserve">Created SASS Laravel APIs and </w:t>
+      </w:r>
+      <w:r>
+        <w:rPr>
+          <w:color w:val="343434" w:themeColor="background2" w:themeTint="FF" w:themeShade="40"/>
+          <w:sz w:val="32"/>
+          <w:szCs w:val="32"/>
+        </w:rPr>
+        <w:t>assisted</w:t>
+      </w:r>
+      <w:r>
+        <w:rPr>
+          <w:color w:val="343434" w:themeColor="background2" w:themeTint="FF" w:themeShade="40"/>
+          <w:sz w:val="32"/>
+          <w:szCs w:val="32"/>
+        </w:rPr>
+        <w:t xml:space="preserve"> other businesses in integrating.</w:t>
       </w:r>
     </w:p>
     <w:p>
@@ -1163,48 +1264,15 @@
           <w:numId w:val="3"/>
         </w:numPr>
         <w:spacing w:after="0"/>
-        <w:rPr>
-          <w:bCs/>
-          <w:color w:val="343434" w:themeColor="background2" w:themeShade="40"/>
-          <w:sz w:val="32"/>
-          <w:szCs w:val="32"/>
-        </w:rPr>
-      </w:pPr>
-      <w:r>
-        <w:rPr>
-          <w:bCs/>
-          <w:color w:val="343434" w:themeColor="background2" w:themeShade="40"/>
-          <w:sz w:val="32"/>
-          <w:szCs w:val="32"/>
-        </w:rPr>
-        <w:t xml:space="preserve">Collaborated with </w:t>
-      </w:r>
-      <w:r>
-        <w:rPr>
-          <w:bCs/>
-          <w:color w:val="343434" w:themeColor="background2" w:themeShade="40"/>
-          <w:sz w:val="32"/>
-          <w:szCs w:val="32"/>
-        </w:rPr>
-        <w:t>other in the company</w:t>
-      </w:r>
-      <w:r>
-        <w:rPr>
-          <w:bCs/>
-          <w:color w:val="343434" w:themeColor="background2" w:themeShade="40"/>
-          <w:sz w:val="32"/>
-          <w:szCs w:val="32"/>
-        </w:rPr>
-        <w:t xml:space="preserve"> teams to identify and resolve technical issues</w:t>
-      </w:r>
-      <w:r>
-        <w:rPr>
-          <w:bCs/>
-          <w:color w:val="343434" w:themeColor="background2" w:themeShade="40"/>
-          <w:sz w:val="32"/>
-          <w:szCs w:val="32"/>
-        </w:rPr>
-        <w:t>.</w:t>
+        <w:rPr/>
+      </w:pPr>
+      <w:r>
+        <w:rPr>
+          <w:color w:val="343434" w:themeColor="background2" w:themeTint="FF" w:themeShade="40"/>
+          <w:sz w:val="32"/>
+          <w:szCs w:val="32"/>
+        </w:rPr>
+        <w:t>Connected Expo push notifications to backend event system, enabling real time user alerts for new campaigns and reward updates.</w:t>
       </w:r>
     </w:p>
     <w:p>
@@ -1214,31 +1282,40 @@
           <w:ilvl w:val="0"/>
           <w:numId w:val="3"/>
         </w:numPr>
-        <w:spacing w:after="0"/>
-        <w:rPr>
-          <w:bCs/>
-          <w:color w:val="343434" w:themeColor="background2" w:themeShade="40"/>
-          <w:sz w:val="32"/>
-          <w:szCs w:val="32"/>
-        </w:rPr>
-      </w:pPr>
-      <w:r>
-        <w:rPr>
-          <w:bCs/>
-          <w:color w:val="343434" w:themeColor="background2" w:themeShade="40"/>
-          <w:sz w:val="32"/>
-          <w:szCs w:val="32"/>
-        </w:rPr>
-        <w:t>Improved application performance and scalability by optimizing code and implementing caching strategies</w:t>
-      </w:r>
-      <w:r>
-        <w:rPr>
-          <w:bCs/>
-          <w:color w:val="343434" w:themeColor="background2" w:themeShade="40"/>
-          <w:sz w:val="32"/>
-          <w:szCs w:val="32"/>
-        </w:rPr>
-        <w:t>.</w:t>
+        <w:suppressLineNumbers w:val="0"/>
+        <w:bidi w:val="0"/>
+        <w:spacing w:before="0" w:beforeAutospacing="off" w:after="0" w:afterAutospacing="off" w:line="276" w:lineRule="auto"/>
+        <w:ind w:left="720" w:right="0" w:hanging="360"/>
+        <w:jc w:val="left"/>
+        <w:rPr>
+          <w:color w:val="343434" w:themeColor="background2" w:themeTint="FF" w:themeShade="40"/>
+          <w:sz w:val="32"/>
+          <w:szCs w:val="32"/>
+        </w:rPr>
+      </w:pPr>
+      <w:r>
+        <w:rPr>
+          <w:color w:val="343434" w:themeColor="background2" w:themeTint="FF" w:themeShade="40"/>
+          <w:sz w:val="32"/>
+          <w:szCs w:val="32"/>
+        </w:rPr>
+        <w:t xml:space="preserve">Maintained a </w:t>
+      </w:r>
+      <w:r>
+        <w:rPr>
+          <w:color w:val="343434" w:themeColor="background2" w:themeTint="FF" w:themeShade="40"/>
+          <w:sz w:val="32"/>
+          <w:szCs w:val="32"/>
+        </w:rPr>
+        <w:t>FastAPI</w:t>
+      </w:r>
+      <w:r>
+        <w:rPr>
+          <w:color w:val="343434" w:themeColor="background2" w:themeTint="FF" w:themeShade="40"/>
+          <w:sz w:val="32"/>
+          <w:szCs w:val="32"/>
+        </w:rPr>
+        <w:t xml:space="preserve"> microservice.</w:t>
       </w:r>
     </w:p>
     <w:p>
@@ -1249,30 +1326,15 @@
           <w:numId w:val="3"/>
         </w:numPr>
         <w:spacing w:after="0"/>
-        <w:rPr>
-          <w:bCs/>
-          <w:color w:val="343434" w:themeColor="background2" w:themeShade="40"/>
-          <w:sz w:val="32"/>
-          <w:szCs w:val="32"/>
-        </w:rPr>
-      </w:pPr>
-      <w:r>
-        <w:rPr>
-          <w:bCs/>
-          <w:color w:val="343434" w:themeColor="background2" w:themeShade="40"/>
-          <w:sz w:val="32"/>
-          <w:szCs w:val="32"/>
-        </w:rPr>
-        <w:t>Contributed to product development by participating in planning and design sessions</w:t>
-      </w:r>
-      <w:r>
-        <w:rPr>
-          <w:bCs/>
-          <w:color w:val="343434" w:themeColor="background2" w:themeShade="40"/>
-          <w:sz w:val="32"/>
-          <w:szCs w:val="32"/>
-        </w:rPr>
-        <w:t>.</w:t>
+        <w:rPr/>
+      </w:pPr>
+      <w:r>
+        <w:rPr>
+          <w:color w:val="343434" w:themeColor="background2" w:themeTint="FF" w:themeShade="40"/>
+          <w:sz w:val="32"/>
+          <w:szCs w:val="32"/>
+        </w:rPr>
+        <w:t>Integrated social OAuth login and Companies House business verification for creator onboarding, reducing friction and improving trust and compliance.</w:t>
       </w:r>
     </w:p>
     <w:p>
@@ -1284,25 +1346,22 @@
         </w:numPr>
         <w:spacing w:after="0"/>
         <w:rPr>
-          <w:bCs/>
-          <w:color w:val="343434" w:themeColor="background2" w:themeShade="40"/>
-          <w:sz w:val="32"/>
-          <w:szCs w:val="32"/>
-        </w:rPr>
-      </w:pPr>
-      <w:r>
-        <w:rPr>
-          <w:bCs/>
-          <w:color w:val="343434" w:themeColor="background2" w:themeShade="40"/>
-          <w:sz w:val="32"/>
-          <w:szCs w:val="32"/>
-        </w:rPr>
-        <w:t>Utilized Git and GitHub for version control and code collaboration</w:t>
-      </w:r>
-      <w:r>
-        <w:rPr>
-          <w:bCs/>
-          <w:color w:val="343434" w:themeColor="background2" w:themeShade="40"/>
+          <w:color w:val="343434" w:themeColor="background2" w:themeTint="FF" w:themeShade="40"/>
+          <w:sz w:val="32"/>
+          <w:szCs w:val="32"/>
+        </w:rPr>
+      </w:pPr>
+      <w:r>
+        <w:rPr>
+          <w:color w:val="343434" w:themeColor="background2" w:themeTint="FF" w:themeShade="40"/>
+          <w:sz w:val="32"/>
+          <w:szCs w:val="32"/>
+        </w:rPr>
+        <w:t>Participated in code reviews and provided feedback to team members</w:t>
+      </w:r>
+      <w:r>
+        <w:rPr>
+          <w:color w:val="343434" w:themeColor="background2" w:themeTint="FF" w:themeShade="40"/>
           <w:sz w:val="32"/>
           <w:szCs w:val="32"/>
         </w:rPr>
@@ -1318,29 +1377,18 @@
         </w:numPr>
         <w:spacing w:after="0"/>
         <w:rPr>
-          <w:bCs/>
-          <w:color w:val="343434" w:themeColor="background2" w:themeShade="40"/>
-          <w:sz w:val="32"/>
-          <w:szCs w:val="32"/>
-        </w:rPr>
-      </w:pPr>
-      <w:r>
-        <w:rPr>
-          <w:bCs/>
-          <w:color w:val="343434" w:themeColor="background2" w:themeShade="40"/>
-          <w:sz w:val="32"/>
-          <w:szCs w:val="32"/>
-        </w:rPr>
-        <w:t>Implemented</w:t>
-      </w:r>
-      <w:r>
-        <w:rPr>
-          <w:bCs/>
-          <w:color w:val="343434" w:themeColor="background2" w:themeShade="40"/>
-          <w:sz w:val="32"/>
-          <w:szCs w:val="32"/>
-        </w:rPr>
-        <w:t xml:space="preserve"> feature and unit tests in Laravel and Nest JS.</w:t>
+          <w:color w:val="343434" w:themeColor="background2" w:themeTint="FF" w:themeShade="40"/>
+          <w:sz w:val="32"/>
+          <w:szCs w:val="32"/>
+        </w:rPr>
+      </w:pPr>
+      <w:r>
+        <w:rPr>
+          <w:color w:val="343434" w:themeColor="background2" w:themeTint="FF" w:themeShade="40"/>
+          <w:sz w:val="32"/>
+          <w:szCs w:val="32"/>
+        </w:rPr>
+        <w:t>Worked with microservices and modular architecture.</w:t>
       </w:r>
     </w:p>
     <w:p>
@@ -1723,8 +1771,7 @@
       </w:pPr>
       <w:r>
         <w:rPr>
-          <w:bCs/>
-          <w:color w:val="343434" w:themeColor="background2" w:themeShade="40"/>
+          <w:color w:val="343434" w:themeColor="background2" w:themeTint="FF" w:themeShade="40"/>
           <w:sz w:val="32"/>
           <w:szCs w:val="32"/>
         </w:rPr>
@@ -1740,6 +1787,29 @@
         </w:numPr>
         <w:spacing w:after="0"/>
         <w:rPr>
+          <w:color w:val="343434" w:themeColor="background2" w:themeTint="FF" w:themeShade="40"/>
+          <w:sz w:val="32"/>
+          <w:szCs w:val="32"/>
+        </w:rPr>
+      </w:pPr>
+      <w:r>
+        <w:rPr>
+          <w:color w:val="343434" w:themeColor="background2" w:themeTint="FF" w:themeShade="40"/>
+          <w:sz w:val="32"/>
+          <w:szCs w:val="32"/>
+        </w:rPr>
+        <w:t>Python</w:t>
+      </w:r>
+    </w:p>
+    <w:p>
+      <w:pPr>
+        <w:pStyle w:val="ListParagraph"/>
+        <w:numPr>
+          <w:ilvl w:val="0"/>
+          <w:numId w:val="4"/>
+        </w:numPr>
+        <w:spacing w:after="0"/>
+        <w:rPr>
           <w:bCs/>
           <w:color w:val="343434" w:themeColor="background2" w:themeShade="40"/>
           <w:sz w:val="32"/>
@@ -1864,7 +1934,6 @@
           <w:sz w:val="32"/>
           <w:szCs w:val="32"/>
         </w:rPr>
-        <w:lastRenderedPageBreak/>
         <w:t xml:space="preserve">English </w:t>
       </w:r>
     </w:p>
@@ -1894,7 +1963,7 @@
       </w:r>
     </w:p>
     <w:sectPr>
-      <w:pgSz w:w="11906" w:h="16838"/>
+      <w:pgSz w:w="11906" w:h="16838" w:orient="portrait"/>
       <w:pgMar w:top="0" w:right="227" w:bottom="0" w:left="227" w:header="709" w:footer="709" w:gutter="0"/>
       <w:cols w:space="708"/>
       <w:docGrid w:linePitch="360"/>
@@ -1918,7 +1987,7 @@
         <w:ind w:left="1440" w:hanging="360"/>
       </w:pPr>
       <w:rPr>
-        <w:rFonts w:ascii="Symbol" w:hAnsi="Symbol" w:hint="default"/>
+        <w:rFonts w:hint="default" w:ascii="Symbol" w:hAnsi="Symbol"/>
       </w:rPr>
     </w:lvl>
     <w:lvl w:ilvl="1" w:tplc="08090003" w:tentative="1">
@@ -1930,7 +1999,7 @@
         <w:ind w:left="2160" w:hanging="360"/>
       </w:pPr>
       <w:rPr>
-        <w:rFonts w:ascii="Courier New" w:hAnsi="Courier New" w:cs="Courier New" w:hint="default"/>
+        <w:rFonts w:hint="default" w:ascii="Courier New" w:hAnsi="Courier New" w:cs="Courier New"/>
       </w:rPr>
     </w:lvl>
     <w:lvl w:ilvl="2" w:tplc="08090005" w:tentative="1">
@@ -1942,7 +2011,7 @@
         <w:ind w:left="2880" w:hanging="360"/>
       </w:pPr>
       <w:rPr>
-        <w:rFonts w:ascii="Wingdings" w:hAnsi="Wingdings" w:hint="default"/>
+        <w:rFonts w:hint="default" w:ascii="Wingdings" w:hAnsi="Wingdings"/>
       </w:rPr>
     </w:lvl>
     <w:lvl w:ilvl="3" w:tplc="08090001" w:tentative="1">
@@ -1954,7 +2023,7 @@
         <w:ind w:left="3600" w:hanging="360"/>
       </w:pPr>
       <w:rPr>
-        <w:rFonts w:ascii="Symbol" w:hAnsi="Symbol" w:hint="default"/>
+        <w:rFonts w:hint="default" w:ascii="Symbol" w:hAnsi="Symbol"/>
       </w:rPr>
     </w:lvl>
     <w:lvl w:ilvl="4" w:tplc="08090003" w:tentative="1">
@@ -1966,7 +2035,7 @@
         <w:ind w:left="4320" w:hanging="360"/>
       </w:pPr>
       <w:rPr>
-        <w:rFonts w:ascii="Courier New" w:hAnsi="Courier New" w:cs="Courier New" w:hint="default"/>
+        <w:rFonts w:hint="default" w:ascii="Courier New" w:hAnsi="Courier New" w:cs="Courier New"/>
       </w:rPr>
     </w:lvl>
     <w:lvl w:ilvl="5" w:tplc="08090005" w:tentative="1">
@@ -1978,7 +2047,7 @@
         <w:ind w:left="5040" w:hanging="360"/>
       </w:pPr>
       <w:rPr>
-        <w:rFonts w:ascii="Wingdings" w:hAnsi="Wingdings" w:hint="default"/>
+        <w:rFonts w:hint="default" w:ascii="Wingdings" w:hAnsi="Wingdings"/>
       </w:rPr>
     </w:lvl>
     <w:lvl w:ilvl="6" w:tplc="08090001" w:tentative="1">
@@ -1990,7 +2059,7 @@
         <w:ind w:left="5760" w:hanging="360"/>
       </w:pPr>
       <w:rPr>
-        <w:rFonts w:ascii="Symbol" w:hAnsi="Symbol" w:hint="default"/>
+        <w:rFonts w:hint="default" w:ascii="Symbol" w:hAnsi="Symbol"/>
       </w:rPr>
     </w:lvl>
     <w:lvl w:ilvl="7" w:tplc="08090003" w:tentative="1">
@@ -2002,7 +2071,7 @@
         <w:ind w:left="6480" w:hanging="360"/>
       </w:pPr>
       <w:rPr>
-        <w:rFonts w:ascii="Courier New" w:hAnsi="Courier New" w:cs="Courier New" w:hint="default"/>
+        <w:rFonts w:hint="default" w:ascii="Courier New" w:hAnsi="Courier New" w:cs="Courier New"/>
       </w:rPr>
     </w:lvl>
     <w:lvl w:ilvl="8" w:tplc="08090005" w:tentative="1">
@@ -2014,7 +2083,7 @@
         <w:ind w:left="7200" w:hanging="360"/>
       </w:pPr>
       <w:rPr>
-        <w:rFonts w:ascii="Wingdings" w:hAnsi="Wingdings" w:hint="default"/>
+        <w:rFonts w:hint="default" w:ascii="Wingdings" w:hAnsi="Wingdings"/>
       </w:rPr>
     </w:lvl>
   </w:abstractNum>
@@ -2031,7 +2100,7 @@
         <w:ind w:left="720" w:hanging="360"/>
       </w:pPr>
       <w:rPr>
-        <w:rFonts w:ascii="Symbol" w:hAnsi="Symbol" w:hint="default"/>
+        <w:rFonts w:hint="default" w:ascii="Symbol" w:hAnsi="Symbol"/>
       </w:rPr>
     </w:lvl>
     <w:lvl w:ilvl="1" w:tplc="08090003" w:tentative="1">
@@ -2043,7 +2112,7 @@
         <w:ind w:left="1440" w:hanging="360"/>
       </w:pPr>
       <w:rPr>
-        <w:rFonts w:ascii="Courier New" w:hAnsi="Courier New" w:cs="Courier New" w:hint="default"/>
+        <w:rFonts w:hint="default" w:ascii="Courier New" w:hAnsi="Courier New" w:cs="Courier New"/>
       </w:rPr>
     </w:lvl>
     <w:lvl w:ilvl="2" w:tplc="08090005" w:tentative="1">
@@ -2055,7 +2124,7 @@
         <w:ind w:left="2160" w:hanging="360"/>
       </w:pPr>
       <w:rPr>
-        <w:rFonts w:ascii="Wingdings" w:hAnsi="Wingdings" w:hint="default"/>
+        <w:rFonts w:hint="default" w:ascii="Wingdings" w:hAnsi="Wingdings"/>
       </w:rPr>
     </w:lvl>
     <w:lvl w:ilvl="3" w:tplc="08090001" w:tentative="1">
@@ -2067,7 +2136,7 @@
         <w:ind w:left="2880" w:hanging="360"/>
       </w:pPr>
       <w:rPr>
-        <w:rFonts w:ascii="Symbol" w:hAnsi="Symbol" w:hint="default"/>
+        <w:rFonts w:hint="default" w:ascii="Symbol" w:hAnsi="Symbol"/>
       </w:rPr>
     </w:lvl>
     <w:lvl w:ilvl="4" w:tplc="08090003" w:tentative="1">
@@ -2079,7 +2148,7 @@
         <w:ind w:left="3600" w:hanging="360"/>
       </w:pPr>
       <w:rPr>
-        <w:rFonts w:ascii="Courier New" w:hAnsi="Courier New" w:cs="Courier New" w:hint="default"/>
+        <w:rFonts w:hint="default" w:ascii="Courier New" w:hAnsi="Courier New" w:cs="Courier New"/>
       </w:rPr>
     </w:lvl>
     <w:lvl w:ilvl="5" w:tplc="08090005" w:tentative="1">
@@ -2091,7 +2160,7 @@
         <w:ind w:left="4320" w:hanging="360"/>
       </w:pPr>
       <w:rPr>
-        <w:rFonts w:ascii="Wingdings" w:hAnsi="Wingdings" w:hint="default"/>
+        <w:rFonts w:hint="default" w:ascii="Wingdings" w:hAnsi="Wingdings"/>
       </w:rPr>
     </w:lvl>
     <w:lvl w:ilvl="6" w:tplc="08090001" w:tentative="1">
@@ -2103,7 +2172,7 @@
         <w:ind w:left="5040" w:hanging="360"/>
       </w:pPr>
       <w:rPr>
-        <w:rFonts w:ascii="Symbol" w:hAnsi="Symbol" w:hint="default"/>
+        <w:rFonts w:hint="default" w:ascii="Symbol" w:hAnsi="Symbol"/>
       </w:rPr>
     </w:lvl>
     <w:lvl w:ilvl="7" w:tplc="08090003" w:tentative="1">
@@ -2115,7 +2184,7 @@
         <w:ind w:left="5760" w:hanging="360"/>
       </w:pPr>
       <w:rPr>
-        <w:rFonts w:ascii="Courier New" w:hAnsi="Courier New" w:cs="Courier New" w:hint="default"/>
+        <w:rFonts w:hint="default" w:ascii="Courier New" w:hAnsi="Courier New" w:cs="Courier New"/>
       </w:rPr>
     </w:lvl>
     <w:lvl w:ilvl="8" w:tplc="08090005" w:tentative="1">
@@ -2127,7 +2196,7 @@
         <w:ind w:left="6480" w:hanging="360"/>
       </w:pPr>
       <w:rPr>
-        <w:rFonts w:ascii="Wingdings" w:hAnsi="Wingdings" w:hint="default"/>
+        <w:rFonts w:hint="default" w:ascii="Wingdings" w:hAnsi="Wingdings"/>
       </w:rPr>
     </w:lvl>
   </w:abstractNum>
@@ -2144,7 +2213,7 @@
         <w:ind w:left="720" w:hanging="360"/>
       </w:pPr>
       <w:rPr>
-        <w:rFonts w:ascii="Symbol" w:hAnsi="Symbol" w:hint="default"/>
+        <w:rFonts w:hint="default" w:ascii="Symbol" w:hAnsi="Symbol"/>
       </w:rPr>
     </w:lvl>
     <w:lvl w:ilvl="1" w:tplc="08090003" w:tentative="1">
@@ -2156,7 +2225,7 @@
         <w:ind w:left="1440" w:hanging="360"/>
       </w:pPr>
       <w:rPr>
-        <w:rFonts w:ascii="Courier New" w:hAnsi="Courier New" w:cs="Courier New" w:hint="default"/>
+        <w:rFonts w:hint="default" w:ascii="Courier New" w:hAnsi="Courier New" w:cs="Courier New"/>
       </w:rPr>
     </w:lvl>
     <w:lvl w:ilvl="2" w:tplc="08090005" w:tentative="1">
@@ -2168,7 +2237,7 @@
         <w:ind w:left="2160" w:hanging="360"/>
       </w:pPr>
       <w:rPr>
-        <w:rFonts w:ascii="Wingdings" w:hAnsi="Wingdings" w:hint="default"/>
+        <w:rFonts w:hint="default" w:ascii="Wingdings" w:hAnsi="Wingdings"/>
       </w:rPr>
     </w:lvl>
     <w:lvl w:ilvl="3" w:tplc="08090001" w:tentative="1">
@@ -2180,7 +2249,7 @@
         <w:ind w:left="2880" w:hanging="360"/>
       </w:pPr>
       <w:rPr>
-        <w:rFonts w:ascii="Symbol" w:hAnsi="Symbol" w:hint="default"/>
+        <w:rFonts w:hint="default" w:ascii="Symbol" w:hAnsi="Symbol"/>
       </w:rPr>
     </w:lvl>
     <w:lvl w:ilvl="4" w:tplc="08090003" w:tentative="1">
@@ -2192,7 +2261,7 @@
         <w:ind w:left="3600" w:hanging="360"/>
       </w:pPr>
       <w:rPr>
-        <w:rFonts w:ascii="Courier New" w:hAnsi="Courier New" w:cs="Courier New" w:hint="default"/>
+        <w:rFonts w:hint="default" w:ascii="Courier New" w:hAnsi="Courier New" w:cs="Courier New"/>
       </w:rPr>
     </w:lvl>
     <w:lvl w:ilvl="5" w:tplc="08090005" w:tentative="1">
@@ -2204,7 +2273,7 @@
         <w:ind w:left="4320" w:hanging="360"/>
       </w:pPr>
       <w:rPr>
-        <w:rFonts w:ascii="Wingdings" w:hAnsi="Wingdings" w:hint="default"/>
+        <w:rFonts w:hint="default" w:ascii="Wingdings" w:hAnsi="Wingdings"/>
       </w:rPr>
     </w:lvl>
     <w:lvl w:ilvl="6" w:tplc="08090001" w:tentative="1">
@@ -2216,7 +2285,7 @@
         <w:ind w:left="5040" w:hanging="360"/>
       </w:pPr>
       <w:rPr>
-        <w:rFonts w:ascii="Symbol" w:hAnsi="Symbol" w:hint="default"/>
+        <w:rFonts w:hint="default" w:ascii="Symbol" w:hAnsi="Symbol"/>
       </w:rPr>
     </w:lvl>
     <w:lvl w:ilvl="7" w:tplc="08090003" w:tentative="1">
@@ -2228,7 +2297,7 @@
         <w:ind w:left="5760" w:hanging="360"/>
       </w:pPr>
       <w:rPr>
-        <w:rFonts w:ascii="Courier New" w:hAnsi="Courier New" w:cs="Courier New" w:hint="default"/>
+        <w:rFonts w:hint="default" w:ascii="Courier New" w:hAnsi="Courier New" w:cs="Courier New"/>
       </w:rPr>
     </w:lvl>
     <w:lvl w:ilvl="8" w:tplc="08090005" w:tentative="1">
@@ -2240,7 +2309,7 @@
         <w:ind w:left="6480" w:hanging="360"/>
       </w:pPr>
       <w:rPr>
-        <w:rFonts w:ascii="Wingdings" w:hAnsi="Wingdings" w:hint="default"/>
+        <w:rFonts w:hint="default" w:ascii="Wingdings" w:hAnsi="Wingdings"/>
       </w:rPr>
     </w:lvl>
   </w:abstractNum>
@@ -2257,7 +2326,7 @@
         <w:ind w:left="720" w:hanging="360"/>
       </w:pPr>
       <w:rPr>
-        <w:rFonts w:ascii="Symbol" w:hAnsi="Symbol" w:hint="default"/>
+        <w:rFonts w:hint="default" w:ascii="Symbol" w:hAnsi="Symbol"/>
       </w:rPr>
     </w:lvl>
     <w:lvl w:ilvl="1" w:tplc="08090003" w:tentative="1">
@@ -2269,7 +2338,7 @@
         <w:ind w:left="1440" w:hanging="360"/>
       </w:pPr>
       <w:rPr>
-        <w:rFonts w:ascii="Courier New" w:hAnsi="Courier New" w:cs="Courier New" w:hint="default"/>
+        <w:rFonts w:hint="default" w:ascii="Courier New" w:hAnsi="Courier New" w:cs="Courier New"/>
       </w:rPr>
     </w:lvl>
     <w:lvl w:ilvl="2" w:tplc="08090005" w:tentative="1">
@@ -2281,7 +2350,7 @@
         <w:ind w:left="2160" w:hanging="360"/>
       </w:pPr>
       <w:rPr>
-        <w:rFonts w:ascii="Wingdings" w:hAnsi="Wingdings" w:hint="default"/>
+        <w:rFonts w:hint="default" w:ascii="Wingdings" w:hAnsi="Wingdings"/>
       </w:rPr>
     </w:lvl>
     <w:lvl w:ilvl="3" w:tplc="08090001" w:tentative="1">
@@ -2293,7 +2362,7 @@
         <w:ind w:left="2880" w:hanging="360"/>
       </w:pPr>
       <w:rPr>
-        <w:rFonts w:ascii="Symbol" w:hAnsi="Symbol" w:hint="default"/>
+        <w:rFonts w:hint="default" w:ascii="Symbol" w:hAnsi="Symbol"/>
       </w:rPr>
     </w:lvl>
     <w:lvl w:ilvl="4" w:tplc="08090003" w:tentative="1">
@@ -2305,7 +2374,7 @@
         <w:ind w:left="3600" w:hanging="360"/>
       </w:pPr>
       <w:rPr>
-        <w:rFonts w:ascii="Courier New" w:hAnsi="Courier New" w:cs="Courier New" w:hint="default"/>
+        <w:rFonts w:hint="default" w:ascii="Courier New" w:hAnsi="Courier New" w:cs="Courier New"/>
       </w:rPr>
     </w:lvl>
     <w:lvl w:ilvl="5" w:tplc="08090005" w:tentative="1">
@@ -2317,7 +2386,7 @@
         <w:ind w:left="4320" w:hanging="360"/>
       </w:pPr>
       <w:rPr>
-        <w:rFonts w:ascii="Wingdings" w:hAnsi="Wingdings" w:hint="default"/>
+        <w:rFonts w:hint="default" w:ascii="Wingdings" w:hAnsi="Wingdings"/>
       </w:rPr>
     </w:lvl>
     <w:lvl w:ilvl="6" w:tplc="08090001" w:tentative="1">
@@ -2329,7 +2398,7 @@
         <w:ind w:left="5040" w:hanging="360"/>
       </w:pPr>
       <w:rPr>
-        <w:rFonts w:ascii="Symbol" w:hAnsi="Symbol" w:hint="default"/>
+        <w:rFonts w:hint="default" w:ascii="Symbol" w:hAnsi="Symbol"/>
       </w:rPr>
     </w:lvl>
     <w:lvl w:ilvl="7" w:tplc="08090003" w:tentative="1">
@@ -2341,7 +2410,7 @@
         <w:ind w:left="5760" w:hanging="360"/>
       </w:pPr>
       <w:rPr>
-        <w:rFonts w:ascii="Courier New" w:hAnsi="Courier New" w:cs="Courier New" w:hint="default"/>
+        <w:rFonts w:hint="default" w:ascii="Courier New" w:hAnsi="Courier New" w:cs="Courier New"/>
       </w:rPr>
     </w:lvl>
     <w:lvl w:ilvl="8" w:tplc="08090005" w:tentative="1">
@@ -2353,7 +2422,7 @@
         <w:ind w:left="6480" w:hanging="360"/>
       </w:pPr>
       <w:rPr>
-        <w:rFonts w:ascii="Wingdings" w:hAnsi="Wingdings" w:hint="default"/>
+        <w:rFonts w:hint="default" w:ascii="Wingdings" w:hAnsi="Wingdings"/>
       </w:rPr>
     </w:lvl>
   </w:abstractNum>
@@ -2370,7 +2439,7 @@
         <w:ind w:left="720" w:hanging="360"/>
       </w:pPr>
       <w:rPr>
-        <w:rFonts w:ascii="Symbol" w:hAnsi="Symbol" w:hint="default"/>
+        <w:rFonts w:hint="default" w:ascii="Symbol" w:hAnsi="Symbol"/>
       </w:rPr>
     </w:lvl>
     <w:lvl w:ilvl="1" w:tplc="08090003" w:tentative="1">
@@ -2382,7 +2451,7 @@
         <w:ind w:left="1440" w:hanging="360"/>
       </w:pPr>
       <w:rPr>
-        <w:rFonts w:ascii="Courier New" w:hAnsi="Courier New" w:cs="Courier New" w:hint="default"/>
+        <w:rFonts w:hint="default" w:ascii="Courier New" w:hAnsi="Courier New" w:cs="Courier New"/>
       </w:rPr>
     </w:lvl>
     <w:lvl w:ilvl="2" w:tplc="08090005" w:tentative="1">
@@ -2394,7 +2463,7 @@
         <w:ind w:left="2160" w:hanging="360"/>
       </w:pPr>
       <w:rPr>
-        <w:rFonts w:ascii="Wingdings" w:hAnsi="Wingdings" w:hint="default"/>
+        <w:rFonts w:hint="default" w:ascii="Wingdings" w:hAnsi="Wingdings"/>
       </w:rPr>
     </w:lvl>
     <w:lvl w:ilvl="3" w:tplc="08090001" w:tentative="1">
@@ -2406,7 +2475,7 @@
         <w:ind w:left="2880" w:hanging="360"/>
       </w:pPr>
       <w:rPr>
-        <w:rFonts w:ascii="Symbol" w:hAnsi="Symbol" w:hint="default"/>
+        <w:rFonts w:hint="default" w:ascii="Symbol" w:hAnsi="Symbol"/>
       </w:rPr>
     </w:lvl>
     <w:lvl w:ilvl="4" w:tplc="08090003" w:tentative="1">
@@ -2418,7 +2487,7 @@
         <w:ind w:left="3600" w:hanging="360"/>
       </w:pPr>
       <w:rPr>
-        <w:rFonts w:ascii="Courier New" w:hAnsi="Courier New" w:cs="Courier New" w:hint="default"/>
+        <w:rFonts w:hint="default" w:ascii="Courier New" w:hAnsi="Courier New" w:cs="Courier New"/>
       </w:rPr>
     </w:lvl>
     <w:lvl w:ilvl="5" w:tplc="08090005" w:tentative="1">
@@ -2430,7 +2499,7 @@
         <w:ind w:left="4320" w:hanging="360"/>
       </w:pPr>
       <w:rPr>
-        <w:rFonts w:ascii="Wingdings" w:hAnsi="Wingdings" w:hint="default"/>
+        <w:rFonts w:hint="default" w:ascii="Wingdings" w:hAnsi="Wingdings"/>
       </w:rPr>
     </w:lvl>
     <w:lvl w:ilvl="6" w:tplc="08090001" w:tentative="1">
@@ -2442,7 +2511,7 @@
         <w:ind w:left="5040" w:hanging="360"/>
       </w:pPr>
       <w:rPr>
-        <w:rFonts w:ascii="Symbol" w:hAnsi="Symbol" w:hint="default"/>
+        <w:rFonts w:hint="default" w:ascii="Symbol" w:hAnsi="Symbol"/>
       </w:rPr>
     </w:lvl>
     <w:lvl w:ilvl="7" w:tplc="08090003" w:tentative="1">
@@ -2454,7 +2523,7 @@
         <w:ind w:left="5760" w:hanging="360"/>
       </w:pPr>
       <w:rPr>
-        <w:rFonts w:ascii="Courier New" w:hAnsi="Courier New" w:cs="Courier New" w:hint="default"/>
+        <w:rFonts w:hint="default" w:ascii="Courier New" w:hAnsi="Courier New" w:cs="Courier New"/>
       </w:rPr>
     </w:lvl>
     <w:lvl w:ilvl="8" w:tplc="08090005" w:tentative="1">
@@ -2466,7 +2535,7 @@
         <w:ind w:left="6480" w:hanging="360"/>
       </w:pPr>
       <w:rPr>
-        <w:rFonts w:ascii="Wingdings" w:hAnsi="Wingdings" w:hint="default"/>
+        <w:rFonts w:hint="default" w:ascii="Wingdings" w:hAnsi="Wingdings"/>
       </w:rPr>
     </w:lvl>
   </w:abstractNum>
@@ -2483,7 +2552,7 @@
         <w:ind w:left="720" w:hanging="360"/>
       </w:pPr>
       <w:rPr>
-        <w:rFonts w:ascii="Symbol" w:hAnsi="Symbol" w:hint="default"/>
+        <w:rFonts w:hint="default" w:ascii="Symbol" w:hAnsi="Symbol"/>
       </w:rPr>
     </w:lvl>
     <w:lvl w:ilvl="1" w:tplc="08090003" w:tentative="1">
@@ -2495,7 +2564,7 @@
         <w:ind w:left="1440" w:hanging="360"/>
       </w:pPr>
       <w:rPr>
-        <w:rFonts w:ascii="Courier New" w:hAnsi="Courier New" w:cs="Courier New" w:hint="default"/>
+        <w:rFonts w:hint="default" w:ascii="Courier New" w:hAnsi="Courier New" w:cs="Courier New"/>
       </w:rPr>
     </w:lvl>
     <w:lvl w:ilvl="2" w:tplc="08090005" w:tentative="1">
@@ -2507,7 +2576,7 @@
         <w:ind w:left="2160" w:hanging="360"/>
       </w:pPr>
       <w:rPr>
-        <w:rFonts w:ascii="Wingdings" w:hAnsi="Wingdings" w:hint="default"/>
+        <w:rFonts w:hint="default" w:ascii="Wingdings" w:hAnsi="Wingdings"/>
       </w:rPr>
     </w:lvl>
     <w:lvl w:ilvl="3" w:tplc="08090001" w:tentative="1">
@@ -2519,7 +2588,7 @@
         <w:ind w:left="2880" w:hanging="360"/>
       </w:pPr>
       <w:rPr>
-        <w:rFonts w:ascii="Symbol" w:hAnsi="Symbol" w:hint="default"/>
+        <w:rFonts w:hint="default" w:ascii="Symbol" w:hAnsi="Symbol"/>
       </w:rPr>
     </w:lvl>
     <w:lvl w:ilvl="4" w:tplc="08090003" w:tentative="1">
@@ -2531,7 +2600,7 @@
         <w:ind w:left="3600" w:hanging="360"/>
       </w:pPr>
       <w:rPr>
-        <w:rFonts w:ascii="Courier New" w:hAnsi="Courier New" w:cs="Courier New" w:hint="default"/>
+        <w:rFonts w:hint="default" w:ascii="Courier New" w:hAnsi="Courier New" w:cs="Courier New"/>
       </w:rPr>
     </w:lvl>
     <w:lvl w:ilvl="5" w:tplc="08090005" w:tentative="1">
@@ -2543,7 +2612,7 @@
         <w:ind w:left="4320" w:hanging="360"/>
       </w:pPr>
       <w:rPr>
-        <w:rFonts w:ascii="Wingdings" w:hAnsi="Wingdings" w:hint="default"/>
+        <w:rFonts w:hint="default" w:ascii="Wingdings" w:hAnsi="Wingdings"/>
       </w:rPr>
     </w:lvl>
     <w:lvl w:ilvl="6" w:tplc="08090001" w:tentative="1">
@@ -2555,7 +2624,7 @@
         <w:ind w:left="5040" w:hanging="360"/>
       </w:pPr>
       <w:rPr>
-        <w:rFonts w:ascii="Symbol" w:hAnsi="Symbol" w:hint="default"/>
+        <w:rFonts w:hint="default" w:ascii="Symbol" w:hAnsi="Symbol"/>
       </w:rPr>
     </w:lvl>
     <w:lvl w:ilvl="7" w:tplc="08090003" w:tentative="1">
@@ -2567,7 +2636,7 @@
         <w:ind w:left="5760" w:hanging="360"/>
       </w:pPr>
       <w:rPr>
-        <w:rFonts w:ascii="Courier New" w:hAnsi="Courier New" w:cs="Courier New" w:hint="default"/>
+        <w:rFonts w:hint="default" w:ascii="Courier New" w:hAnsi="Courier New" w:cs="Courier New"/>
       </w:rPr>
     </w:lvl>
     <w:lvl w:ilvl="8" w:tplc="08090005" w:tentative="1">
@@ -2579,7 +2648,7 @@
         <w:ind w:left="6480" w:hanging="360"/>
       </w:pPr>
       <w:rPr>
-        <w:rFonts w:ascii="Wingdings" w:hAnsi="Wingdings" w:hint="default"/>
+        <w:rFonts w:hint="default" w:ascii="Wingdings" w:hAnsi="Wingdings"/>
       </w:rPr>
     </w:lvl>
   </w:abstractNum>
@@ -2596,7 +2665,7 @@
         <w:ind w:left="720" w:hanging="360"/>
       </w:pPr>
       <w:rPr>
-        <w:rFonts w:ascii="Symbol" w:hAnsi="Symbol" w:hint="default"/>
+        <w:rFonts w:hint="default" w:ascii="Symbol" w:hAnsi="Symbol"/>
       </w:rPr>
     </w:lvl>
     <w:lvl w:ilvl="1" w:tplc="08090003" w:tentative="1">
@@ -2608,7 +2677,7 @@
         <w:ind w:left="1440" w:hanging="360"/>
       </w:pPr>
       <w:rPr>
-        <w:rFonts w:ascii="Courier New" w:hAnsi="Courier New" w:cs="Courier New" w:hint="default"/>
+        <w:rFonts w:hint="default" w:ascii="Courier New" w:hAnsi="Courier New" w:cs="Courier New"/>
       </w:rPr>
     </w:lvl>
     <w:lvl w:ilvl="2" w:tplc="08090005" w:tentative="1">
@@ -2620,7 +2689,7 @@
         <w:ind w:left="2160" w:hanging="360"/>
       </w:pPr>
       <w:rPr>
-        <w:rFonts w:ascii="Wingdings" w:hAnsi="Wingdings" w:hint="default"/>
+        <w:rFonts w:hint="default" w:ascii="Wingdings" w:hAnsi="Wingdings"/>
       </w:rPr>
     </w:lvl>
     <w:lvl w:ilvl="3" w:tplc="08090001" w:tentative="1">
@@ -2632,7 +2701,7 @@
         <w:ind w:left="2880" w:hanging="360"/>
       </w:pPr>
       <w:rPr>
-        <w:rFonts w:ascii="Symbol" w:hAnsi="Symbol" w:hint="default"/>
+        <w:rFonts w:hint="default" w:ascii="Symbol" w:hAnsi="Symbol"/>
       </w:rPr>
     </w:lvl>
     <w:lvl w:ilvl="4" w:tplc="08090003" w:tentative="1">
@@ -2644,7 +2713,7 @@
         <w:ind w:left="3600" w:hanging="360"/>
       </w:pPr>
       <w:rPr>
-        <w:rFonts w:ascii="Courier New" w:hAnsi="Courier New" w:cs="Courier New" w:hint="default"/>
+        <w:rFonts w:hint="default" w:ascii="Courier New" w:hAnsi="Courier New" w:cs="Courier New"/>
       </w:rPr>
     </w:lvl>
     <w:lvl w:ilvl="5" w:tplc="08090005" w:tentative="1">
@@ -2656,7 +2725,7 @@
         <w:ind w:left="4320" w:hanging="360"/>
       </w:pPr>
       <w:rPr>
-        <w:rFonts w:ascii="Wingdings" w:hAnsi="Wingdings" w:hint="default"/>
+        <w:rFonts w:hint="default" w:ascii="Wingdings" w:hAnsi="Wingdings"/>
       </w:rPr>
     </w:lvl>
     <w:lvl w:ilvl="6" w:tplc="08090001" w:tentative="1">
@@ -2668,7 +2737,7 @@
         <w:ind w:left="5040" w:hanging="360"/>
       </w:pPr>
       <w:rPr>
-        <w:rFonts w:ascii="Symbol" w:hAnsi="Symbol" w:hint="default"/>
+        <w:rFonts w:hint="default" w:ascii="Symbol" w:hAnsi="Symbol"/>
       </w:rPr>
     </w:lvl>
     <w:lvl w:ilvl="7" w:tplc="08090003" w:tentative="1">
@@ -2680,7 +2749,7 @@
         <w:ind w:left="5760" w:hanging="360"/>
       </w:pPr>
       <w:rPr>
-        <w:rFonts w:ascii="Courier New" w:hAnsi="Courier New" w:cs="Courier New" w:hint="default"/>
+        <w:rFonts w:hint="default" w:ascii="Courier New" w:hAnsi="Courier New" w:cs="Courier New"/>
       </w:rPr>
     </w:lvl>
     <w:lvl w:ilvl="8" w:tplc="08090005" w:tentative="1">
@@ -2692,7 +2761,7 @@
         <w:ind w:left="6480" w:hanging="360"/>
       </w:pPr>
       <w:rPr>
-        <w:rFonts w:ascii="Wingdings" w:hAnsi="Wingdings" w:hint="default"/>
+        <w:rFonts w:hint="default" w:ascii="Wingdings" w:hAnsi="Wingdings"/>
       </w:rPr>
     </w:lvl>
   </w:abstractNum>
@@ -2721,11 +2790,11 @@
 </file>
 
 <file path=word/styles.xml><?xml version="1.0" encoding="utf-8"?>
-<w:styles xmlns:mc="http://schemas.openxmlformats.org/markup-compatibility/2006" xmlns:r="http://schemas.openxmlformats.org/officeDocument/2006/relationships" xmlns:w="http://schemas.openxmlformats.org/wordprocessingml/2006/main" xmlns:w14="http://schemas.microsoft.com/office/word/2010/wordml" xmlns:w15="http://schemas.microsoft.com/office/word/2012/wordml" xmlns:w16cex="http://schemas.microsoft.com/office/word/2018/wordml/cex" xmlns:w16cid="http://schemas.microsoft.com/office/word/2016/wordml/cid" xmlns:w16="http://schemas.microsoft.com/office/word/2018/wordml" xmlns:w16du="http://schemas.microsoft.com/office/word/2023/wordml/word16du" xmlns:w16sdtdh="http://schemas.microsoft.com/office/word/2020/wordml/sdtdatahash" xmlns:w16sdtfl="http://schemas.microsoft.com/office/word/2024/wordml/sdtformatlock" xmlns:w16se="http://schemas.microsoft.com/office/word/2015/wordml/symex" mc:Ignorable="w14 w15 w16se w16cid w16 w16cex w16sdtdh w16sdtfl w16du">
+<w:styles xmlns:wp14="http://schemas.microsoft.com/office/word/2010/wordprocessingDrawing" xmlns:mc="http://schemas.openxmlformats.org/markup-compatibility/2006" xmlns:r="http://schemas.openxmlformats.org/officeDocument/2006/relationships" xmlns:w="http://schemas.openxmlformats.org/wordprocessingml/2006/main" xmlns:w14="http://schemas.microsoft.com/office/word/2010/wordml" xmlns:w15="http://schemas.microsoft.com/office/word/2012/wordml" xmlns:w16cex="http://schemas.microsoft.com/office/word/2018/wordml/cex" xmlns:w16cid="http://schemas.microsoft.com/office/word/2016/wordml/cid" xmlns:w16="http://schemas.microsoft.com/office/word/2018/wordml" xmlns:w16du="http://schemas.microsoft.com/office/word/2023/wordml/word16du" xmlns:w16sdtdh="http://schemas.microsoft.com/office/word/2020/wordml/sdtdatahash" xmlns:w16sdtfl="http://schemas.microsoft.com/office/word/2024/wordml/sdtformatlock" xmlns:w16se="http://schemas.microsoft.com/office/word/2015/wordml/symex" mc:Ignorable="w14 w15 w16se w16cid w16 w16cex w16sdtdh w16sdtfl w16du wp14">
   <w:docDefaults>
     <w:rPrDefault>
       <w:rPr>
-        <w:rFonts w:asciiTheme="minorHAnsi" w:eastAsiaTheme="minorHAnsi" w:hAnsiTheme="minorHAnsi" w:cstheme="minorBidi"/>
+        <w:rFonts w:asciiTheme="minorHAnsi" w:hAnsiTheme="minorHAnsi" w:eastAsiaTheme="minorHAnsi" w:cstheme="minorBidi"/>
         <w:sz w:val="22"/>
         <w:szCs w:val="22"/>
         <w:lang w:val="en-GB" w:eastAsia="en-US" w:bidi="ar-SA"/>
@@ -2740,14 +2809,14 @@
   <w:latentStyles w:defLockedState="0" w:defUIPriority="99" w:defSemiHidden="0" w:defUnhideWhenUsed="0" w:defQFormat="0" w:count="376">
     <w:lsdException w:name="Normal" w:uiPriority="0" w:qFormat="1"/>
     <w:lsdException w:name="heading 1" w:uiPriority="9" w:qFormat="1"/>
-    <w:lsdException w:name="heading 2" w:semiHidden="1" w:uiPriority="9" w:unhideWhenUsed="1" w:qFormat="1"/>
-    <w:lsdException w:name="heading 3" w:semiHidden="1" w:uiPriority="9" w:unhideWhenUsed="1" w:qFormat="1"/>
-    <w:lsdException w:name="heading 4" w:semiHidden="1" w:uiPriority="9" w:unhideWhenUsed="1" w:qFormat="1"/>
-    <w:lsdException w:name="heading 5" w:semiHidden="1" w:uiPriority="9" w:unhideWhenUsed="1" w:qFormat="1"/>
-    <w:lsdException w:name="heading 6" w:semiHidden="1" w:uiPriority="9" w:unhideWhenUsed="1" w:qFormat="1"/>
-    <w:lsdException w:name="heading 7" w:semiHidden="1" w:uiPriority="9" w:unhideWhenUsed="1" w:qFormat="1"/>
-    <w:lsdException w:name="heading 8" w:semiHidden="1" w:uiPriority="9" w:unhideWhenUsed="1" w:qFormat="1"/>
-    <w:lsdException w:name="heading 9" w:semiHidden="1" w:uiPriority="9" w:unhideWhenUsed="1" w:qFormat="1"/>
+    <w:lsdException w:name="heading 2" w:uiPriority="9" w:semiHidden="1" w:unhideWhenUsed="1" w:qFormat="1"/>
+    <w:lsdException w:name="heading 3" w:uiPriority="9" w:semiHidden="1" w:unhideWhenUsed="1" w:qFormat="1"/>
+    <w:lsdException w:name="heading 4" w:uiPriority="9" w:semiHidden="1" w:unhideWhenUsed="1" w:qFormat="1"/>
+    <w:lsdException w:name="heading 5" w:uiPriority="9" w:semiHidden="1" w:unhideWhenUsed="1" w:qFormat="1"/>
+    <w:lsdException w:name="heading 6" w:uiPriority="9" w:semiHidden="1" w:unhideWhenUsed="1" w:qFormat="1"/>
+    <w:lsdException w:name="heading 7" w:uiPriority="9" w:semiHidden="1" w:unhideWhenUsed="1" w:qFormat="1"/>
+    <w:lsdException w:name="heading 8" w:uiPriority="9" w:semiHidden="1" w:unhideWhenUsed="1" w:qFormat="1"/>
+    <w:lsdException w:name="heading 9" w:uiPriority="9" w:semiHidden="1" w:unhideWhenUsed="1" w:qFormat="1"/>
     <w:lsdException w:name="index 1" w:semiHidden="1" w:unhideWhenUsed="1"/>
     <w:lsdException w:name="index 2" w:semiHidden="1" w:unhideWhenUsed="1"/>
     <w:lsdException w:name="index 3" w:semiHidden="1" w:unhideWhenUsed="1"/>
@@ -2757,22 +2826,22 @@
     <w:lsdException w:name="index 7" w:semiHidden="1" w:unhideWhenUsed="1"/>
     <w:lsdException w:name="index 8" w:semiHidden="1" w:unhideWhenUsed="1"/>
     <w:lsdException w:name="index 9" w:semiHidden="1" w:unhideWhenUsed="1"/>
-    <w:lsdException w:name="toc 1" w:semiHidden="1" w:uiPriority="39" w:unhideWhenUsed="1"/>
-    <w:lsdException w:name="toc 2" w:semiHidden="1" w:uiPriority="39" w:unhideWhenUsed="1"/>
-    <w:lsdException w:name="toc 3" w:semiHidden="1" w:uiPriority="39" w:unhideWhenUsed="1"/>
-    <w:lsdException w:name="toc 4" w:semiHidden="1" w:uiPriority="39" w:unhideWhenUsed="1"/>
-    <w:lsdException w:name="toc 5" w:semiHidden="1" w:uiPriority="39" w:unhideWhenUsed="1"/>
-    <w:lsdException w:name="toc 6" w:semiHidden="1" w:uiPriority="39" w:unhideWhenUsed="1"/>
-    <w:lsdException w:name="toc 7" w:semiHidden="1" w:uiPriority="39" w:unhideWhenUsed="1"/>
-    <w:lsdException w:name="toc 8" w:semiHidden="1" w:uiPriority="39" w:unhideWhenUsed="1"/>
-    <w:lsdException w:name="toc 9" w:semiHidden="1" w:uiPriority="39" w:unhideWhenUsed="1"/>
+    <w:lsdException w:name="toc 1" w:uiPriority="39" w:semiHidden="1" w:unhideWhenUsed="1"/>
+    <w:lsdException w:name="toc 2" w:uiPriority="39" w:semiHidden="1" w:unhideWhenUsed="1"/>
+    <w:lsdException w:name="toc 3" w:uiPriority="39" w:semiHidden="1" w:unhideWhenUsed="1"/>
+    <w:lsdException w:name="toc 4" w:uiPriority="39" w:semiHidden="1" w:unhideWhenUsed="1"/>
+    <w:lsdException w:name="toc 5" w:uiPriority="39" w:semiHidden="1" w:unhideWhenUsed="1"/>
+    <w:lsdException w:name="toc 6" w:uiPriority="39" w:semiHidden="1" w:unhideWhenUsed="1"/>
+    <w:lsdException w:name="toc 7" w:uiPriority="39" w:semiHidden="1" w:unhideWhenUsed="1"/>
+    <w:lsdException w:name="toc 8" w:uiPriority="39" w:semiHidden="1" w:unhideWhenUsed="1"/>
+    <w:lsdException w:name="toc 9" w:uiPriority="39" w:semiHidden="1" w:unhideWhenUsed="1"/>
     <w:lsdException w:name="Normal Indent" w:semiHidden="1" w:unhideWhenUsed="1"/>
     <w:lsdException w:name="footnote text" w:semiHidden="1" w:unhideWhenUsed="1"/>
     <w:lsdException w:name="annotation text" w:semiHidden="1" w:unhideWhenUsed="1"/>
     <w:lsdException w:name="header" w:semiHidden="1" w:unhideWhenUsed="1"/>
     <w:lsdException w:name="footer" w:semiHidden="1" w:unhideWhenUsed="1"/>
     <w:lsdException w:name="index heading" w:semiHidden="1" w:unhideWhenUsed="1"/>
-    <w:lsdException w:name="caption" w:semiHidden="1" w:uiPriority="35" w:unhideWhenUsed="1" w:qFormat="1"/>
+    <w:lsdException w:name="caption" w:uiPriority="35" w:semiHidden="1" w:unhideWhenUsed="1" w:qFormat="1"/>
     <w:lsdException w:name="table of figures" w:semiHidden="1" w:unhideWhenUsed="1"/>
     <w:lsdException w:name="envelope address" w:semiHidden="1" w:unhideWhenUsed="1"/>
     <w:lsdException w:name="envelope return" w:semiHidden="1" w:unhideWhenUsed="1"/>
@@ -2803,7 +2872,7 @@
     <w:lsdException w:name="Title" w:uiPriority="10" w:qFormat="1"/>
     <w:lsdException w:name="Closing" w:semiHidden="1" w:unhideWhenUsed="1"/>
     <w:lsdException w:name="Signature" w:semiHidden="1" w:unhideWhenUsed="1"/>
-    <w:lsdException w:name="Default Paragraph Font" w:semiHidden="1" w:uiPriority="1" w:unhideWhenUsed="1"/>
+    <w:lsdException w:name="Default Paragraph Font" w:uiPriority="1" w:semiHidden="1" w:unhideWhenUsed="1"/>
     <w:lsdException w:name="Body Text" w:semiHidden="1" w:unhideWhenUsed="1"/>
     <w:lsdException w:name="Body Text Indent" w:semiHidden="1" w:unhideWhenUsed="1"/>
     <w:lsdException w:name="List Continue" w:semiHidden="1" w:unhideWhenUsed="1"/>
@@ -3003,8 +3072,8 @@
     <w:lsdException w:name="Subtle Reference" w:uiPriority="31" w:qFormat="1"/>
     <w:lsdException w:name="Intense Reference" w:uiPriority="32" w:qFormat="1"/>
     <w:lsdException w:name="Book Title" w:uiPriority="33" w:qFormat="1"/>
-    <w:lsdException w:name="Bibliography" w:semiHidden="1" w:uiPriority="37" w:unhideWhenUsed="1"/>
-    <w:lsdException w:name="TOC Heading" w:semiHidden="1" w:uiPriority="39" w:unhideWhenUsed="1" w:qFormat="1"/>
+    <w:lsdException w:name="Bibliography" w:uiPriority="37" w:semiHidden="1" w:unhideWhenUsed="1"/>
+    <w:lsdException w:name="TOC Heading" w:uiPriority="39" w:semiHidden="1" w:unhideWhenUsed="1" w:qFormat="1"/>
     <w:lsdException w:name="Plain Table 1" w:uiPriority="41"/>
     <w:lsdException w:name="Plain Table 2" w:uiPriority="42"/>
     <w:lsdException w:name="Plain Table 3" w:uiPriority="43"/>
@@ -3115,17 +3184,17 @@
     <w:lsdException w:name="Unresolved Mention" w:semiHidden="1" w:unhideWhenUsed="1"/>
     <w:lsdException w:name="Smart Link" w:semiHidden="1" w:unhideWhenUsed="1"/>
   </w:latentStyles>
-  <w:style w:type="paragraph" w:default="1" w:styleId="Normal">
+  <w:style w:type="paragraph" w:styleId="Normal" w:default="1">
     <w:name w:val="Normal"/>
     <w:qFormat/>
     <w:rsid w:val="00685CF5"/>
   </w:style>
-  <w:style w:type="character" w:default="1" w:styleId="DefaultParagraphFont">
+  <w:style w:type="character" w:styleId="DefaultParagraphFont" w:default="1">
     <w:name w:val="Default Paragraph Font"/>
     <w:uiPriority w:val="1"/>
     <w:unhideWhenUsed/>
   </w:style>
-  <w:style w:type="table" w:default="1" w:styleId="TableNormal">
+  <w:style w:type="table" w:styleId="TableNormal" w:default="1">
     <w:name w:val="Normal Table"/>
     <w:uiPriority w:val="99"/>
     <w:semiHidden/>
@@ -3140,7 +3209,7 @@
       </w:tblCellMar>
     </w:tblPr>
   </w:style>
-  <w:style w:type="numbering" w:default="1" w:styleId="NoList">
+  <w:style w:type="numbering" w:styleId="NoList" w:default="1">
     <w:name w:val="No List"/>
     <w:uiPriority w:val="99"/>
     <w:semiHidden/>
@@ -3163,7 +3232,7 @@
       <w:szCs w:val="16"/>
     </w:rPr>
   </w:style>
-  <w:style w:type="character" w:customStyle="1" w:styleId="BalloonTextChar">
+  <w:style w:type="character" w:styleId="BalloonTextChar" w:customStyle="1">
     <w:name w:val="Balloon Text Char"/>
     <w:basedOn w:val="DefaultParagraphFont"/>
     <w:link w:val="BalloonText"/>

--- a/public/images/Yinka_Giwa_CV.docx
+++ b/public/images/Yinka_Giwa_CV.docx
@@ -97,30 +97,18 @@
                 <v:stroke joinstyle="miter"/>
                 <v:path textboxrect="1800,12600,12600,19800" gradientshapeok="t" o:connecttype="custom" o:connectlocs="0,0;0,10800;0,21600;10800,21600;21600,21600;10800,10800"/>
               </v:shapetype>
-              <v:shape id="AutoShape 15" style="position:absolute;margin-left:-18.1pt;margin-top:0;width:387.75pt;height:153pt;flip:y;z-index:251658240;visibility:visible;mso-wrap-style:square;mso-width-percent:0;mso-height-percent:0;mso-wrap-distance-left:9pt;mso-wrap-distance-top:0;mso-wrap-distance-right:9pt;mso-wrap-distance-bottom:0;mso-position-horizontal:absolute;mso-position-horizontal-relative:text;mso-position-vertical:absolute;mso-position-vertical-relative:text;mso-width-percent:0;mso-height-percent:0;mso-width-relative:page;mso-height-relative:page;v-text-anchor:top" o:spid="_x0000_s1026" fillcolor="black [3213]" strokecolor="black [3213]" type="#_x0000_t6" o:gfxdata="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"/>
+              <v:shape id="AutoShape 15" style="position:absolute;margin-left:-18.1pt;margin-top:0;width:387.75pt;height:153pt;flip:y;z-index:251658240;visibility:visible;mso-wrap-style:square;mso-width-percent:0;mso-height-percent:0;mso-wrap-distance-left:9pt;mso-wrap-distance-top:0;mso-wrap-distance-right:9pt;mso-wrap-distance-bottom:0;mso-position-horizontal:absolute;mso-position-horizontal-relative:text;mso-position-vertical:absolute;mso-position-vertical-relative:text;mso-width-percent:0;mso-height-percent:0;mso-width-relative:page;mso-height-relative:page;v-text-anchor:top" o:spid="_x0000_s1026" fillcolor="black [3213]" strokecolor="black [3213]" type="#_x0000_t6" o:gfxdata="UEsDBBQABgAIAAAAIQC2gziS/gAAAOEBAAATAAAAW0NvbnRlbnRfVHlwZXNdLnhtbJSRQU7DMBBF 90jcwfIWJU67QAgl6YK0S0CoHGBkTxKLZGx5TGhvj5O2G0SRWNoz/78nu9wcxkFMGNg6quQqL6RA 0s5Y6ir5vt9lD1JwBDIwOMJKHpHlpr69KfdHjyxSmriSfYz+USnWPY7AufNIadK6MEJMx9ApD/oD OlTrorhX2lFEilmcO2RdNtjC5xDF9pCuTyYBB5bi6bQ4syoJ3g9WQ0ymaiLzg5KdCXlKLjvcW893 SUOqXwnz5DrgnHtJTxOsQfEKIT7DmDSUCaxw7Rqn8787ZsmRM9e2VmPeBN4uqYvTtW7jvijg9N/y JsXecLq0q+WD6m8AAAD//wMAUEsDBBQABgAIAAAAIQA4/SH/1gAAAJQBAAALAAAAX3JlbHMvLnJl bHOkkMFqwzAMhu+DvYPRfXGawxijTi+j0GvpHsDYimMaW0Yy2fr2M4PBMnrbUb/Q94l/f/hMi1qR JVI2sOt6UJgd+ZiDgffL8ekFlFSbvV0oo4EbChzGx4f9GRdb25HMsYhqlCwG5lrLq9biZkxWOiqY 22YiTra2kYMu1l1tQD30/bPm3wwYN0x18gb45AdQl1tp5j/sFB2T0FQ7R0nTNEV3j6o9feQzro1i OWA14Fm+Q8a1a8+Bvu/d/dMb2JY5uiPbhG/ktn4cqGU/er3pcvwCAAD//wMAUEsDBBQABgAIAAAA IQCez5haJgIAAJUEAAAOAAAAZHJzL2Uyb0RvYy54bWy8VE1v2zAMvQ/YfxB0XxxnztYYcYoiXYcB 3QfQbndFlmNhkqhRSpzu15eSsyTYbsOwHASRtB4fH8ksrw/WsL3CoME1vJxMOVNOQqvdtuFfH+9e XXEWonCtMOBUw59U4Nerly+Wg6/VDHowrUJGIC7Ug294H6OviyLIXlkRJuCVo2AHaEUkE7dFi2Ig dGuK2XT6phgAW48gVQjkvR2DfJXxu07J+LnrgorMNJy4xXxiPjfpLFZLUW9R+F7LIw3xFyys0I6S nqBuRRRsh/oPKKslQoAuTiTYArpOS5VroGrK6W/VPPTCq1wLiRP8Sabw72Dlp/2D/4KJevD3IL8H 5mDdC7dVN4gw9Eq0lK5MQhWDD/XpQTICPWWb4SO01Fqxi5A1OHRoWWe0/5YeJmiqkx2y6E8n0dUh MknOajGrqtmcM0mxclG9Lqe5LYWoE1B67jHE9wosS5eGY3xETQxN0kbUYn8fYqJ3/jCXA0a3d9qY bKR5UmuDbC9oEuJh5GV2lriPPkpLv3EgyE9jM/p/kckjmSBypnCJbhwbGr6YUxX/ObPVkdbHaNvw qwv+qWvvXJuHOwptxjsJZNyxjalzaUlCvYH2ibqIMO4G7TJdesCfnA20Fw0PP3YCFWfmg6NJWJRV lRYpG9X87YwMvIxsLiPCSYIiwTkbr+s4Lt/Oo972lGlshIMbmp5O5z6eWR3J0uxn0Y97mpbr0s5f nf9NVs8AAAD//wMAUEsDBBQABgAIAAAAIQAIMkqc2wAAAAgBAAAPAAAAZHJzL2Rvd25yZXYueG1s TI/BTsMwEETvSPyDtUjcWptETSHEqSASiCstH+DGbpzWXke224a/ZznBcTSjmTfNZvaOXUxMY0AJ D0sBzGAf9IiDhK/d2+IRWMoKtXIBjYRvk2DT3t40qtbhip/mss0DoxJMtZJgc55qzlNvjVdpGSaD 5B1C9CqTjAPXUV2p3DteCFFxr0akBasm01nTn7ZnL6ErVt3Kuh7fP8ZJHw+7+DqJtZT3d/PLM7Bs 5vwXhl98QoeWmPbhjDoxJ2FRVgVFJdAjstflUwlsL6EUlQDeNvz/gfYHAAD//wMAUEsBAi0AFAAG AAgAAAAhALaDOJL+AAAA4QEAABMAAAAAAAAAAAAAAAAAAAAAAFtDb250ZW50X1R5cGVzXS54bWxQ SwECLQAUAAYACAAAACEAOP0h/9YAAACUAQAACwAAAAAAAAAAAAAAAAAvAQAAX3JlbHMvLnJlbHNQ SwECLQAUAAYACAAAACEAns+YWiYCAACVBAAADgAAAAAAAAAAAAAAAAAuAgAAZHJzL2Uyb0RvYy54 bWxQSwECLQAUAAYACAAAACEACDJKnNsAAAAIAQAADwAAAAAAAAAAAAAAAACABAAAZHJzL2Rvd25y ZXYueG1sUEsFBgAAAAAEAAQA8wAAAIgFAAAAAA== "/>
             </w:pict>
           </mc:Fallback>
         </mc:AlternateContent>
       </w:r>
       <w:r>
         <w:t xml:space="preserve">                                                </w:t>
-      </w:r>
-      <w:r>
         <w:tab/>
-      </w:r>
-      <w:r>
         <w:tab/>
-      </w:r>
-      <w:r>
         <w:tab/>
-      </w:r>
-      <w:r>
         <w:tab/>
-      </w:r>
-      <w:r>
         <w:tab/>
-      </w:r>
-      <w:r>
         <w:t xml:space="preserve">                                            </w:t>
       </w:r>
       <w:r>
@@ -129,15 +117,7 @@
           <w:sz w:val="28"/>
           <w:szCs w:val="28"/>
         </w:rPr>
-        <w:t>ADEYINKA GIWA</w:t>
-      </w:r>
-      <w:r>
-        <w:rPr>
-          <w:b/>
-          <w:sz w:val="28"/>
-          <w:szCs w:val="28"/>
-        </w:rPr>
-        <w:t xml:space="preserve">                                                                                                                                             </w:t>
+        <w:t xml:space="preserve">ADEYINKA GIWA                                                                                                                                             </w:t>
       </w:r>
     </w:p>
     <w:p>
@@ -153,244 +133,75 @@
           <w:sz w:val="24"/>
           <w:szCs w:val="24"/>
         </w:rPr>
-        <w:t xml:space="preserve">                                                                                                                                                            </w:t>
-      </w:r>
-      <w:r>
+        <w:t xml:space="preserve">                                                                                                                                                            adeyinka.giwa36@gmail.com  </w:t>
+      </w:r>
+    </w:p>
+    <w:p>
+      <w:pPr>
+        <w:spacing w:after="0"/>
         <w:rPr>
           <w:sz w:val="24"/>
           <w:szCs w:val="24"/>
         </w:rPr>
-        <w:t>a</w:t>
-      </w:r>
+      </w:pPr>
       <w:r>
         <w:rPr>
           <w:sz w:val="24"/>
           <w:szCs w:val="24"/>
         </w:rPr>
-        <w:t xml:space="preserve">deyinka.giwa36@gmail.com  </w:t>
-      </w:r>
-    </w:p>
-    <w:p>
-      <w:pPr>
-        <w:spacing w:after="0"/>
-        <w:rPr>
+        <w:tab/>
+        <w:tab/>
+        <w:tab/>
+        <w:tab/>
+        <w:tab/>
+        <w:tab/>
+        <w:tab/>
+        <w:tab/>
+        <w:tab/>
+        <w:tab/>
+        <w:t xml:space="preserve">           </w:t>
+      </w:r>
+      <w:r>
+        <w:rPr>
+          <w:b/>
+          <w:bCs/>
           <w:sz w:val="24"/>
           <w:szCs w:val="24"/>
         </w:rPr>
-      </w:pPr>
+        <w:t>Address</w:t>
+      </w:r>
       <w:r>
         <w:rPr>
           <w:sz w:val="24"/>
           <w:szCs w:val="24"/>
         </w:rPr>
-        <w:tab/>
-      </w:r>
-      <w:r>
+        <w:t xml:space="preserve">: Doncaster, South Yorkshire</w:t>
+      </w:r>
+    </w:p>
+    <w:p>
+      <w:pPr>
+        <w:spacing w:after="0"/>
         <w:rPr>
           <w:sz w:val="24"/>
           <w:szCs w:val="24"/>
         </w:rPr>
-        <w:tab/>
-      </w:r>
+      </w:pPr>
       <w:r>
         <w:rPr>
           <w:sz w:val="24"/>
           <w:szCs w:val="24"/>
         </w:rPr>
         <w:tab/>
-      </w:r>
-      <w:r>
-        <w:rPr>
-          <w:sz w:val="24"/>
-          <w:szCs w:val="24"/>
-        </w:rPr>
         <w:tab/>
-      </w:r>
-      <w:r>
-        <w:rPr>
-          <w:sz w:val="24"/>
-          <w:szCs w:val="24"/>
-        </w:rPr>
         <w:tab/>
-      </w:r>
-      <w:r>
-        <w:rPr>
-          <w:sz w:val="24"/>
-          <w:szCs w:val="24"/>
-        </w:rPr>
         <w:tab/>
-      </w:r>
-      <w:r>
-        <w:rPr>
-          <w:sz w:val="24"/>
-          <w:szCs w:val="24"/>
-        </w:rPr>
         <w:tab/>
-      </w:r>
-      <w:r>
-        <w:rPr>
-          <w:sz w:val="24"/>
-          <w:szCs w:val="24"/>
-        </w:rPr>
         <w:tab/>
-      </w:r>
-      <w:r>
-        <w:rPr>
-          <w:sz w:val="24"/>
-          <w:szCs w:val="24"/>
-        </w:rPr>
         <w:tab/>
-      </w:r>
-      <w:r>
-        <w:rPr>
-          <w:sz w:val="24"/>
-          <w:szCs w:val="24"/>
-        </w:rPr>
         <w:tab/>
-      </w:r>
-      <w:r>
-        <w:rPr>
-          <w:sz w:val="24"/>
-          <w:szCs w:val="24"/>
-        </w:rPr>
+        <w:tab/>
+        <w:tab/>
         <w:t xml:space="preserve">           </w:t>
-      </w:r>
-      <w:r>
-        <w:rPr>
-          <w:b/>
-          <w:bCs/>
-          <w:sz w:val="24"/>
-          <w:szCs w:val="24"/>
-        </w:rPr>
-        <w:t>Address</w:t>
-      </w:r>
-      <w:r>
-        <w:rPr>
-          <w:sz w:val="24"/>
-          <w:szCs w:val="24"/>
-        </w:rPr>
-        <w:t xml:space="preserve">: </w:t>
-      </w:r>
-      <w:r>
-        <w:rPr>
-          <w:sz w:val="24"/>
-          <w:szCs w:val="24"/>
-        </w:rPr>
-        <w:t>Doncaster</w:t>
-      </w:r>
-      <w:r>
-        <w:rPr>
-          <w:sz w:val="24"/>
-          <w:szCs w:val="24"/>
-        </w:rPr>
-        <w:t xml:space="preserve">, </w:t>
-      </w:r>
-      <w:r>
-        <w:rPr>
-          <w:sz w:val="24"/>
-          <w:szCs w:val="24"/>
-        </w:rPr>
-        <w:t>South</w:t>
-      </w:r>
-      <w:r>
-        <w:rPr>
-          <w:sz w:val="24"/>
-          <w:szCs w:val="24"/>
-        </w:rPr>
-        <w:t xml:space="preserve"> Yorkshire</w:t>
-      </w:r>
-    </w:p>
-    <w:p>
-      <w:pPr>
-        <w:spacing w:after="0"/>
-        <w:rPr>
-          <w:sz w:val="24"/>
-          <w:szCs w:val="24"/>
-        </w:rPr>
-      </w:pPr>
-      <w:r>
-        <w:rPr>
-          <w:sz w:val="24"/>
-          <w:szCs w:val="24"/>
-        </w:rPr>
-        <w:tab/>
-      </w:r>
-      <w:r>
-        <w:rPr>
-          <w:sz w:val="24"/>
-          <w:szCs w:val="24"/>
-        </w:rPr>
-        <w:tab/>
-      </w:r>
-      <w:r>
-        <w:rPr>
-          <w:sz w:val="24"/>
-          <w:szCs w:val="24"/>
-        </w:rPr>
-        <w:tab/>
-      </w:r>
-      <w:r>
-        <w:rPr>
-          <w:sz w:val="24"/>
-          <w:szCs w:val="24"/>
-        </w:rPr>
-        <w:tab/>
-      </w:r>
-      <w:r>
-        <w:rPr>
-          <w:sz w:val="24"/>
-          <w:szCs w:val="24"/>
-        </w:rPr>
-        <w:tab/>
-      </w:r>
-      <w:r>
-        <w:rPr>
-          <w:sz w:val="24"/>
-          <w:szCs w:val="24"/>
-        </w:rPr>
-        <w:tab/>
-      </w:r>
-      <w:r>
-        <w:rPr>
-          <w:sz w:val="24"/>
-          <w:szCs w:val="24"/>
-        </w:rPr>
-        <w:tab/>
-      </w:r>
-      <w:r>
-        <w:rPr>
-          <w:sz w:val="24"/>
-          <w:szCs w:val="24"/>
-        </w:rPr>
-        <w:tab/>
-      </w:r>
-      <w:r>
-        <w:rPr>
-          <w:sz w:val="24"/>
-          <w:szCs w:val="24"/>
-        </w:rPr>
-        <w:tab/>
-      </w:r>
-      <w:r>
-        <w:rPr>
-          <w:sz w:val="24"/>
-          <w:szCs w:val="24"/>
-        </w:rPr>
-        <w:tab/>
-      </w:r>
-      <w:r>
-        <w:rPr>
-          <w:sz w:val="24"/>
-          <w:szCs w:val="24"/>
-        </w:rPr>
-        <w:t xml:space="preserve">          </w:t>
-      </w:r>
-      <w:r>
-        <w:rPr>
-          <w:sz w:val="24"/>
-          <w:szCs w:val="24"/>
-        </w:rPr>
-        <w:t xml:space="preserve"> </w:t>
       </w:r>
       <w:r>
         <w:rPr>
@@ -432,16 +243,7 @@
           <w:sz w:val="28"/>
           <w:szCs w:val="28"/>
         </w:rPr>
-        <w:t xml:space="preserve">                                                                                        </w:t>
-      </w:r>
-      <w:r>
-        <w:rPr>
-          <w:b w:val="1"/>
-          <w:bCs w:val="1"/>
-          <w:sz w:val="28"/>
-          <w:szCs w:val="28"/>
-        </w:rPr>
-        <w:t xml:space="preserve">                                                             </w:t>
+        <w:t xml:space="preserve">                                                                                                                                                     </w:t>
       </w:r>
       <w:hyperlink r:id="R0f58ce95e85946b8">
         <w:r>
@@ -484,8 +286,84 @@
           <w:sz w:val="52"/>
           <w:szCs w:val="52"/>
         </w:rPr>
-        <w:t>ABOUT</w:t>
-      </w:r>
+        <w:t xml:space="preserve">ABOUT ME</w:t>
+      </w:r>
+    </w:p>
+    <w:p>
+      <w:r>
+        <w:rPr>
+          <w:color w:val="343434" w:themeColor="background2" w:themeTint="FF" w:themeShade="40"/>
+          <w:sz w:val="32"/>
+          <w:szCs w:val="32"/>
+        </w:rPr>
+        <w:t xml:space="preserve">    I am a Full Stack Developer with 2 years of experience building web applications from product interface to backend services and deployment. I work mainly with PHP, Laravel, Next.js, React, TypeScript, Laravel, PostgreSQL, and Docker, and I have developed and maintain production projects on running on Forge, AWS and Vercel.</w:t>
+      </w:r>
+    </w:p>
+    <w:p>
+      <w:pPr>
+        <w:pStyle w:val="Normal"/>
+        <w:rPr>
+          <w:color w:val="343434" w:themeColor="background2" w:themeTint="FF" w:themeShade="40"/>
+          <w:sz w:val="32"/>
+          <w:szCs w:val="32"/>
+        </w:rPr>
+      </w:pPr>
+      <w:r>
+        <w:rPr>
+          <w:color w:val="343434" w:themeColor="background2" w:themeTint="FF" w:themeShade="40"/>
+          <w:sz w:val="32"/>
+          <w:szCs w:val="32"/>
+        </w:rPr>
+        <w:t xml:space="preserve">My recent work includes platforms with authentication, payment integration, AI agent and Twilio integrations, REST APIs, background jobs, and responsive user experiences. I focus on writing maintainable code, shipping features quickly, and balancing product needs with long term code quality.</w:t>
+      </w:r>
+    </w:p>
+    <w:p>
+      <w:pPr>
+        <w:pStyle w:val="Normal"/>
+      </w:pPr>
+      <w:r>
+        <w:rPr>
+          <w:color w:val="343434" w:themeColor="background2" w:themeTint="FF" w:themeShade="40"/>
+          <w:sz w:val="32"/>
+          <w:szCs w:val="32"/>
+        </w:rPr>
+        <w:t>I am comfortable in fast moving teams and I adapt quickly to new tools and domains. I use testing practices to improve reliability and I support delivery through CI and deployment workflows.</w:t>
+      </w:r>
+    </w:p>
+    <w:p>
+      <w:pPr>
+        <w:pStyle w:val="Normal"/>
+      </w:pPr>
+      <w:r>
+        <w:rPr>
+          <w:color w:val="343434" w:themeColor="background2" w:themeTint="FF" w:themeShade="40"/>
+          <w:sz w:val="32"/>
+          <w:szCs w:val="32"/>
+        </w:rPr>
+        <w:t>I am also expanding my work in applied AI. I have been learning FastAPI for ML oriented services, practicing core ML concepts such as implementing gradient descent for linear regression, and integrating AI agent style workflows into real product flows.</w:t>
+      </w:r>
+    </w:p>
+    <w:p>
+      <w:pPr>
+        <w:rPr>
+          <w:color w:val="343434" w:themeColor="background2" w:themeShade="40"/>
+          <w:sz w:val="36"/>
+          <w:szCs w:val="36"/>
+        </w:rPr>
+      </w:pPr>
+    </w:p>
+    <w:p>
+      <w:pPr>
+        <w:spacing w:after="0"/>
+        <w:jc w:val="center"/>
+        <w:rPr>
+          <w:b w:val="1"/>
+          <w:bCs w:val="1"/>
+          <w:color w:val="343434" w:themeColor="background2" w:themeShade="40"/>
+          <w:sz w:val="52"/>
+          <w:szCs w:val="52"/>
+        </w:rPr>
+      </w:pPr>
       <w:r>
         <w:rPr>
           <w:b w:val="1"/>
@@ -494,8 +372,32 @@
           <w:sz w:val="52"/>
           <w:szCs w:val="52"/>
         </w:rPr>
-        <w:t xml:space="preserve"> </w:t>
-      </w:r>
+        <w:t xml:space="preserve">EXPERIENCE (over 2 years)</w:t>
+      </w:r>
+    </w:p>
+    <w:p>
+      <w:pPr>
+        <w:pStyle w:val="ListParagraph"/>
+        <w:spacing w:after="0"/>
+        <w:rPr>
+          <w:bCs/>
+          <w:color w:val="343434" w:themeColor="background2" w:themeShade="40"/>
+          <w:sz w:val="32"/>
+          <w:szCs w:val="32"/>
+        </w:rPr>
+      </w:pPr>
+    </w:p>
+    <w:p>
+      <w:pPr>
+        <w:spacing w:after="0"/>
+        <w:rPr>
+          <w:b w:val="1"/>
+          <w:bCs w:val="1"/>
+          <w:color w:val="343434" w:themeColor="background2" w:themeShade="40"/>
+          <w:sz w:val="36"/>
+          <w:szCs w:val="36"/>
+        </w:rPr>
+      </w:pPr>
       <w:r>
         <w:rPr>
           <w:b w:val="1"/>
@@ -504,292 +406,6 @@
           <w:sz w:val="52"/>
           <w:szCs w:val="52"/>
         </w:rPr>
-        <w:t>ME</w:t>
-      </w:r>
-    </w:p>
-    <w:p>
-      <w:r>
-        <w:rPr>
-          <w:color w:val="343434" w:themeColor="background2" w:themeTint="FF" w:themeShade="40"/>
-          <w:sz w:val="32"/>
-          <w:szCs w:val="32"/>
-        </w:rPr>
-        <w:t xml:space="preserve">    I am a Full Stack Developer with </w:t>
-      </w:r>
-      <w:r>
-        <w:rPr>
-          <w:color w:val="343434" w:themeColor="background2" w:themeTint="FF" w:themeShade="40"/>
-          <w:sz w:val="32"/>
-          <w:szCs w:val="32"/>
-        </w:rPr>
-        <w:t>4</w:t>
-      </w:r>
-      <w:r>
-        <w:rPr>
-          <w:color w:val="343434" w:themeColor="background2" w:themeTint="FF" w:themeShade="40"/>
-          <w:sz w:val="32"/>
-          <w:szCs w:val="32"/>
-        </w:rPr>
-        <w:t xml:space="preserve"> plus years of experience building web applications from product interface to backend services and deployment. I work </w:t>
-      </w:r>
-      <w:r>
-        <w:rPr>
-          <w:color w:val="343434" w:themeColor="background2" w:themeTint="FF" w:themeShade="40"/>
-          <w:sz w:val="32"/>
-          <w:szCs w:val="32"/>
-        </w:rPr>
-        <w:t>mainly with</w:t>
-      </w:r>
-      <w:r>
-        <w:rPr>
-          <w:color w:val="343434" w:themeColor="background2" w:themeTint="FF" w:themeShade="40"/>
-          <w:sz w:val="32"/>
-          <w:szCs w:val="32"/>
-        </w:rPr>
-        <w:t xml:space="preserve"> PHP, Laravel, Next.js, React, TypeScript, Laravel, PostgreSQL, and Docker, and I have developed and </w:t>
-      </w:r>
-      <w:r>
-        <w:rPr>
-          <w:color w:val="343434" w:themeColor="background2" w:themeTint="FF" w:themeShade="40"/>
-          <w:sz w:val="32"/>
-          <w:szCs w:val="32"/>
-        </w:rPr>
-        <w:t>maintain</w:t>
-      </w:r>
-      <w:r>
-        <w:rPr>
-          <w:color w:val="343434" w:themeColor="background2" w:themeTint="FF" w:themeShade="40"/>
-          <w:sz w:val="32"/>
-          <w:szCs w:val="32"/>
-        </w:rPr>
-        <w:t xml:space="preserve"> production projects on </w:t>
-      </w:r>
-      <w:r>
-        <w:rPr>
-          <w:color w:val="343434" w:themeColor="background2" w:themeTint="FF" w:themeShade="40"/>
-          <w:sz w:val="32"/>
-          <w:szCs w:val="32"/>
-        </w:rPr>
-        <w:t>runni</w:t>
-      </w:r>
-      <w:r>
-        <w:rPr>
-          <w:color w:val="343434" w:themeColor="background2" w:themeTint="FF" w:themeShade="40"/>
-          <w:sz w:val="32"/>
-          <w:szCs w:val="32"/>
-        </w:rPr>
-        <w:t>n</w:t>
-      </w:r>
-      <w:r>
-        <w:rPr>
-          <w:color w:val="343434" w:themeColor="background2" w:themeTint="FF" w:themeShade="40"/>
-          <w:sz w:val="32"/>
-          <w:szCs w:val="32"/>
-        </w:rPr>
-        <w:t>g</w:t>
-      </w:r>
-      <w:r>
-        <w:rPr>
-          <w:color w:val="343434" w:themeColor="background2" w:themeTint="FF" w:themeShade="40"/>
-          <w:sz w:val="32"/>
-          <w:szCs w:val="32"/>
-        </w:rPr>
-        <w:t xml:space="preserve"> on Forge,</w:t>
-      </w:r>
-      <w:r>
-        <w:rPr>
-          <w:color w:val="343434" w:themeColor="background2" w:themeTint="FF" w:themeShade="40"/>
-          <w:sz w:val="32"/>
-          <w:szCs w:val="32"/>
-        </w:rPr>
-        <w:t xml:space="preserve"> </w:t>
-      </w:r>
-      <w:r>
-        <w:rPr>
-          <w:color w:val="343434" w:themeColor="background2" w:themeTint="FF" w:themeShade="40"/>
-          <w:sz w:val="32"/>
-          <w:szCs w:val="32"/>
-        </w:rPr>
-        <w:t>AWS</w:t>
-      </w:r>
-      <w:r>
-        <w:rPr>
-          <w:color w:val="343434" w:themeColor="background2" w:themeTint="FF" w:themeShade="40"/>
-          <w:sz w:val="32"/>
-          <w:szCs w:val="32"/>
-        </w:rPr>
-        <w:t xml:space="preserve"> and </w:t>
-      </w:r>
-      <w:r>
-        <w:rPr>
-          <w:color w:val="343434" w:themeColor="background2" w:themeTint="FF" w:themeShade="40"/>
-          <w:sz w:val="32"/>
-          <w:szCs w:val="32"/>
-        </w:rPr>
-        <w:t>Vercel</w:t>
-      </w:r>
-      <w:r>
-        <w:rPr>
-          <w:color w:val="343434" w:themeColor="background2" w:themeTint="FF" w:themeShade="40"/>
-          <w:sz w:val="32"/>
-          <w:szCs w:val="32"/>
-        </w:rPr>
-        <w:t>.</w:t>
-      </w:r>
-    </w:p>
-    <w:p>
-      <w:pPr>
-        <w:pStyle w:val="Normal"/>
-        <w:rPr>
-          <w:color w:val="343434" w:themeColor="background2" w:themeTint="FF" w:themeShade="40"/>
-          <w:sz w:val="32"/>
-          <w:szCs w:val="32"/>
-        </w:rPr>
-      </w:pPr>
-      <w:r>
-        <w:rPr>
-          <w:color w:val="343434" w:themeColor="background2" w:themeTint="FF" w:themeShade="40"/>
-          <w:sz w:val="32"/>
-          <w:szCs w:val="32"/>
-        </w:rPr>
-        <w:t xml:space="preserve">My recent work includes platforms with authentication, payment integration, </w:t>
-      </w:r>
-      <w:r>
-        <w:rPr>
-          <w:color w:val="343434" w:themeColor="background2" w:themeTint="FF" w:themeShade="40"/>
-          <w:sz w:val="32"/>
-          <w:szCs w:val="32"/>
-        </w:rPr>
-        <w:t xml:space="preserve">AI agent and Twilio integrations, </w:t>
-      </w:r>
-      <w:r>
-        <w:rPr>
-          <w:color w:val="343434" w:themeColor="background2" w:themeTint="FF" w:themeShade="40"/>
-          <w:sz w:val="32"/>
-          <w:szCs w:val="32"/>
-        </w:rPr>
-        <w:t>REST APIs, background jobs, and responsive user experiences. I focus on writing maintainable code, shipping features quickly, and balancing product needs with long term code quality.</w:t>
-      </w:r>
-    </w:p>
-    <w:p>
-      <w:pPr>
-        <w:pStyle w:val="Normal"/>
-      </w:pPr>
-      <w:r>
-        <w:rPr>
-          <w:color w:val="343434" w:themeColor="background2" w:themeTint="FF" w:themeShade="40"/>
-          <w:sz w:val="32"/>
-          <w:szCs w:val="32"/>
-        </w:rPr>
-        <w:t>I am comfortable in fast moving teams and I adapt quickly to new tools and domains. I use testing practices to improve reliability and I support delivery through CI and deployment workflows.</w:t>
-      </w:r>
-    </w:p>
-    <w:p>
-      <w:pPr>
-        <w:pStyle w:val="Normal"/>
-      </w:pPr>
-      <w:r>
-        <w:rPr>
-          <w:color w:val="343434" w:themeColor="background2" w:themeTint="FF" w:themeShade="40"/>
-          <w:sz w:val="32"/>
-          <w:szCs w:val="32"/>
-        </w:rPr>
-        <w:t>I am also expanding my work in applied AI. I have been learning FastAPI for ML oriented services, practicing core ML concepts such as implementing gradient descent for linear regression, and integrating AI agent style workflows into real product flows.</w:t>
-      </w:r>
-    </w:p>
-    <w:p>
-      <w:pPr>
-        <w:rPr>
-          <w:color w:val="343434" w:themeColor="background2" w:themeShade="40"/>
-          <w:sz w:val="36"/>
-          <w:szCs w:val="36"/>
-        </w:rPr>
-      </w:pPr>
-    </w:p>
-    <w:p>
-      <w:pPr>
-        <w:spacing w:after="0"/>
-        <w:jc w:val="center"/>
-        <w:rPr>
-          <w:b w:val="1"/>
-          <w:bCs w:val="1"/>
-          <w:color w:val="343434" w:themeColor="background2" w:themeShade="40"/>
-          <w:sz w:val="52"/>
-          <w:szCs w:val="52"/>
-        </w:rPr>
-      </w:pPr>
-      <w:r>
-        <w:rPr>
-          <w:b w:val="1"/>
-          <w:bCs w:val="1"/>
-          <w:color w:val="343434" w:themeColor="background2" w:themeTint="FF" w:themeShade="40"/>
-          <w:sz w:val="52"/>
-          <w:szCs w:val="52"/>
-        </w:rPr>
-        <w:t>EXPERIENCE</w:t>
-      </w:r>
-      <w:r>
-        <w:rPr>
-          <w:b w:val="1"/>
-          <w:bCs w:val="1"/>
-          <w:color w:val="343434" w:themeColor="background2" w:themeTint="FF" w:themeShade="40"/>
-          <w:sz w:val="52"/>
-          <w:szCs w:val="52"/>
-        </w:rPr>
-        <w:t xml:space="preserve"> (over </w:t>
-      </w:r>
-      <w:r>
-        <w:rPr>
-          <w:b w:val="1"/>
-          <w:bCs w:val="1"/>
-          <w:color w:val="343434" w:themeColor="background2" w:themeTint="FF" w:themeShade="40"/>
-          <w:sz w:val="52"/>
-          <w:szCs w:val="52"/>
-        </w:rPr>
-        <w:t>4</w:t>
-      </w:r>
-      <w:r>
-        <w:rPr>
-          <w:b w:val="1"/>
-          <w:bCs w:val="1"/>
-          <w:color w:val="343434" w:themeColor="background2" w:themeTint="FF" w:themeShade="40"/>
-          <w:sz w:val="52"/>
-          <w:szCs w:val="52"/>
-        </w:rPr>
-        <w:t xml:space="preserve"> years)</w:t>
-      </w:r>
-    </w:p>
-    <w:p>
-      <w:pPr>
-        <w:pStyle w:val="ListParagraph"/>
-        <w:spacing w:after="0"/>
-        <w:rPr>
-          <w:bCs/>
-          <w:color w:val="343434" w:themeColor="background2" w:themeShade="40"/>
-          <w:sz w:val="32"/>
-          <w:szCs w:val="32"/>
-        </w:rPr>
-      </w:pPr>
-    </w:p>
-    <w:p>
-      <w:pPr>
-        <w:spacing w:after="0"/>
-        <w:rPr>
-          <w:b w:val="1"/>
-          <w:bCs w:val="1"/>
-          <w:color w:val="343434" w:themeColor="background2" w:themeShade="40"/>
-          <w:sz w:val="36"/>
-          <w:szCs w:val="36"/>
-        </w:rPr>
-      </w:pPr>
-      <w:r>
-        <w:rPr>
-          <w:b w:val="1"/>
-          <w:bCs w:val="1"/>
-          <w:color w:val="343434" w:themeColor="background2" w:themeTint="FF" w:themeShade="40"/>
-          <w:sz w:val="52"/>
-          <w:szCs w:val="52"/>
-        </w:rPr>
         <w:t>-</w:t>
       </w:r>
       <w:r>
@@ -800,47 +416,7 @@
           <w:sz w:val="36"/>
           <w:szCs w:val="36"/>
         </w:rPr>
-        <w:t xml:space="preserve">   </w:t>
-      </w:r>
-      <w:r>
-        <w:rPr>
-          <w:b w:val="1"/>
-          <w:bCs w:val="1"/>
-          <w:color w:val="343434" w:themeColor="background2" w:themeTint="FF" w:themeShade="40"/>
-          <w:sz w:val="36"/>
-          <w:szCs w:val="36"/>
-        </w:rPr>
-        <w:t>Prospecto</w:t>
-      </w:r>
-      <w:r>
-        <w:rPr>
-          <w:b w:val="1"/>
-          <w:bCs w:val="1"/>
-          <w:color w:val="343434" w:themeColor="background2" w:themeTint="FF" w:themeShade="40"/>
-          <w:sz w:val="36"/>
-          <w:szCs w:val="36"/>
-        </w:rPr>
-        <w:t>r</w:t>
-      </w:r>
-      <w:r>
-        <w:rPr>
-          <w:b w:val="1"/>
-          <w:bCs w:val="1"/>
-          <w:color w:val="343434" w:themeColor="background2" w:themeTint="FF" w:themeShade="40"/>
-          <w:sz w:val="36"/>
-          <w:szCs w:val="36"/>
-        </w:rPr>
-        <w:t xml:space="preserve"> </w:t>
-      </w:r>
-      <w:r>
-        <w:rPr>
-          <w:b w:val="1"/>
-          <w:bCs w:val="1"/>
-          <w:color w:val="343434" w:themeColor="background2" w:themeTint="FF" w:themeShade="40"/>
-          <w:sz w:val="36"/>
-          <w:szCs w:val="36"/>
-        </w:rPr>
-        <w:t xml:space="preserve">Pro </w:t>
+        <w:t xml:space="preserve">   Prospector Pro </w:t>
       </w:r>
       <w:r>
         <w:rPr>
@@ -850,47 +426,7 @@
           <w:sz w:val="40"/>
           <w:szCs w:val="40"/>
         </w:rPr>
-        <w:t>202</w:t>
-      </w:r>
-      <w:r>
-        <w:rPr>
-          <w:b w:val="1"/>
-          <w:bCs w:val="1"/>
-          <w:color w:val="343434" w:themeColor="background2" w:themeTint="FF" w:themeShade="40"/>
-          <w:sz w:val="40"/>
-          <w:szCs w:val="40"/>
-        </w:rPr>
-        <w:t>4</w:t>
-      </w:r>
-      <w:r>
-        <w:rPr>
-          <w:b w:val="1"/>
-          <w:bCs w:val="1"/>
-          <w:color w:val="343434" w:themeColor="background2" w:themeTint="FF" w:themeShade="40"/>
-          <w:sz w:val="40"/>
-          <w:szCs w:val="40"/>
-        </w:rPr>
-        <w:t xml:space="preserve"> </w:t>
-      </w:r>
-      <w:r>
-        <w:rPr>
-          <w:b w:val="1"/>
-          <w:bCs w:val="1"/>
-          <w:color w:val="343434" w:themeColor="background2" w:themeTint="FF" w:themeShade="40"/>
-          <w:sz w:val="40"/>
-          <w:szCs w:val="40"/>
-        </w:rPr>
-        <w:t>-Present</w:t>
-      </w:r>
-      <w:r>
-        <w:rPr>
-          <w:b w:val="1"/>
-          <w:bCs w:val="1"/>
-          <w:color w:val="343434" w:themeColor="background2" w:themeTint="FF" w:themeShade="40"/>
-          <w:sz w:val="40"/>
-          <w:szCs w:val="40"/>
-        </w:rPr>
-        <w:t>.</w:t>
+        <w:t xml:space="preserve">2024 -Present.</w:t>
       </w:r>
     </w:p>
     <w:p>
@@ -915,16 +451,7 @@
           <w:sz w:val="32"/>
           <w:szCs w:val="32"/>
         </w:rPr>
-        <w:t xml:space="preserve">Built and maintained web applications using </w:t>
-      </w:r>
-      <w:r>
-        <w:rPr>
-          <w:bCs/>
-          <w:color w:val="343434" w:themeColor="background2" w:themeShade="40"/>
-          <w:sz w:val="32"/>
-          <w:szCs w:val="32"/>
-        </w:rPr>
-        <w:t>Vue, Laravel and Nest JS.</w:t>
+        <w:t xml:space="preserve">Built and maintained web applications using Vue, Laravel and Nest JS.</w:t>
       </w:r>
     </w:p>
     <w:p>
@@ -949,25 +476,7 @@
           <w:sz w:val="32"/>
           <w:szCs w:val="32"/>
         </w:rPr>
-        <w:t xml:space="preserve">Worked closely with product managers, </w:t>
-      </w:r>
-      <w:r>
-        <w:rPr>
-          <w:bCs/>
-          <w:color w:val="343434" w:themeColor="background2" w:themeShade="40"/>
-          <w:sz w:val="32"/>
-          <w:szCs w:val="32"/>
-        </w:rPr>
-        <w:t>designers,</w:t>
-      </w:r>
-      <w:r>
-        <w:rPr>
-          <w:bCs/>
-          <w:color w:val="343434" w:themeColor="background2" w:themeShade="40"/>
-          <w:sz w:val="32"/>
-          <w:szCs w:val="32"/>
-        </w:rPr>
-        <w:t xml:space="preserve"> and testers to ensure timely delivery of features.</w:t>
+        <w:t xml:space="preserve">Worked closely with product managers, designers, and testers to ensure timely delivery of features.</w:t>
       </w:r>
     </w:p>
     <w:p>
@@ -992,16 +501,7 @@
           <w:sz w:val="32"/>
           <w:szCs w:val="32"/>
         </w:rPr>
-        <w:t xml:space="preserve">Developed and maintained RESTful APIs using </w:t>
-      </w:r>
-      <w:r>
-        <w:rPr>
-          <w:bCs/>
-          <w:color w:val="343434" w:themeColor="background2" w:themeShade="40"/>
-          <w:sz w:val="32"/>
-          <w:szCs w:val="32"/>
-        </w:rPr>
-        <w:t>Laravel and Nest JS</w:t>
+        <w:t xml:space="preserve">Developed and maintained RESTful APIs using Laravel and Nest JS</w:t>
       </w:r>
     </w:p>
     <w:p>
@@ -1025,15 +525,7 @@
           <w:sz w:val="32"/>
           <w:szCs w:val="32"/>
         </w:rPr>
-        <w:t>Implemented secure authentication and authorization using OAuth 2.0 and JSON Web Tokens (JWT)</w:t>
-      </w:r>
-      <w:r>
-        <w:rPr>
-          <w:color w:val="343434" w:themeColor="background2" w:themeTint="FF" w:themeShade="40"/>
-          <w:sz w:val="32"/>
-          <w:szCs w:val="32"/>
-        </w:rPr>
-        <w:t>.</w:t>
+        <w:t>Implemented secure authentication and authorization using OAuth 2.0 and JSON Web Tokens (JWT).</w:t>
       </w:r>
     </w:p>
     <w:p>
@@ -1101,320 +593,6 @@
     </w:p>
     <w:p>
       <w:pPr>
-        <w:pStyle w:val="Normal"/>
-        <w:spacing w:after="0"/>
-        <w:ind w:left="0"/>
-        <w:rPr>
-          <w:b w:val="1"/>
-          <w:bCs w:val="1"/>
-          <w:color w:val="343434" w:themeColor="background2" w:themeTint="FF" w:themeShade="40"/>
-          <w:sz w:val="40"/>
-          <w:szCs w:val="40"/>
-        </w:rPr>
-      </w:pPr>
-      <w:r>
-        <w:rPr>
-          <w:b w:val="1"/>
-          <w:bCs w:val="1"/>
-          <w:color w:val="343434" w:themeColor="background2" w:themeTint="FF" w:themeShade="40"/>
-          <w:sz w:val="52"/>
-          <w:szCs w:val="52"/>
-        </w:rPr>
-        <w:t>-</w:t>
-      </w:r>
-      <w:r>
-        <w:rPr>
-          <w:b w:val="1"/>
-          <w:bCs w:val="1"/>
-          <w:color w:val="343434" w:themeColor="background2" w:themeTint="FF" w:themeShade="40"/>
-          <w:sz w:val="36"/>
-          <w:szCs w:val="36"/>
-        </w:rPr>
-        <w:t xml:space="preserve">   </w:t>
-      </w:r>
-      <w:r>
-        <w:rPr>
-          <w:b w:val="1"/>
-          <w:bCs w:val="1"/>
-          <w:color w:val="343434" w:themeColor="background2" w:themeTint="FF" w:themeShade="40"/>
-          <w:sz w:val="40"/>
-          <w:szCs w:val="40"/>
-        </w:rPr>
-        <w:t>Elevate (Formerly</w:t>
-      </w:r>
-      <w:r>
-        <w:rPr>
-          <w:b w:val="1"/>
-          <w:bCs w:val="1"/>
-          <w:color w:val="343434" w:themeColor="background2" w:themeTint="FF" w:themeShade="40"/>
-          <w:sz w:val="36"/>
-          <w:szCs w:val="36"/>
-        </w:rPr>
-        <w:t xml:space="preserve"> </w:t>
-      </w:r>
-      <w:r>
-        <w:rPr>
-          <w:b w:val="1"/>
-          <w:bCs w:val="1"/>
-          <w:color w:val="343434" w:themeColor="background2" w:themeTint="FF" w:themeShade="40"/>
-          <w:sz w:val="40"/>
-          <w:szCs w:val="40"/>
-        </w:rPr>
-        <w:t>Telcom Networks</w:t>
-      </w:r>
-      <w:r>
-        <w:rPr>
-          <w:b w:val="1"/>
-          <w:bCs w:val="1"/>
-          <w:color w:val="343434" w:themeColor="background2" w:themeTint="FF" w:themeShade="40"/>
-          <w:sz w:val="40"/>
-          <w:szCs w:val="40"/>
-        </w:rPr>
-        <w:t xml:space="preserve">) </w:t>
-      </w:r>
-      <w:r>
-        <w:rPr>
-          <w:b w:val="1"/>
-          <w:bCs w:val="1"/>
-          <w:color w:val="343434" w:themeColor="background2" w:themeTint="FF" w:themeShade="40"/>
-          <w:sz w:val="40"/>
-          <w:szCs w:val="40"/>
-        </w:rPr>
-        <w:t>202</w:t>
-      </w:r>
-      <w:r>
-        <w:rPr>
-          <w:b w:val="1"/>
-          <w:bCs w:val="1"/>
-          <w:color w:val="343434" w:themeColor="background2" w:themeTint="FF" w:themeShade="40"/>
-          <w:sz w:val="40"/>
-          <w:szCs w:val="40"/>
-        </w:rPr>
-        <w:t>2</w:t>
-      </w:r>
-      <w:r>
-        <w:rPr>
-          <w:b w:val="1"/>
-          <w:bCs w:val="1"/>
-          <w:color w:val="343434" w:themeColor="background2" w:themeTint="FF" w:themeShade="40"/>
-          <w:sz w:val="40"/>
-          <w:szCs w:val="40"/>
-        </w:rPr>
-        <w:t>-</w:t>
-      </w:r>
-      <w:r>
-        <w:rPr>
-          <w:b w:val="1"/>
-          <w:bCs w:val="1"/>
-          <w:color w:val="343434" w:themeColor="background2" w:themeTint="FF" w:themeShade="40"/>
-          <w:sz w:val="40"/>
-          <w:szCs w:val="40"/>
-        </w:rPr>
-        <w:t>2024</w:t>
-      </w:r>
-    </w:p>
-    <w:p>
-      <w:pPr>
-        <w:pStyle w:val="ListParagraph"/>
-        <w:numPr>
-          <w:ilvl w:val="0"/>
-          <w:numId w:val="3"/>
-        </w:numPr>
-        <w:suppressLineNumbers w:val="0"/>
-        <w:bidi w:val="0"/>
-        <w:spacing w:before="0" w:beforeAutospacing="off" w:after="0" w:afterAutospacing="off" w:line="276" w:lineRule="auto"/>
-        <w:ind w:left="720" w:right="0" w:hanging="360"/>
-        <w:jc w:val="left"/>
-        <w:rPr>
-          <w:color w:val="343434" w:themeColor="background2" w:themeTint="FF" w:themeShade="40"/>
-          <w:sz w:val="32"/>
-          <w:szCs w:val="32"/>
-        </w:rPr>
-      </w:pPr>
-      <w:r>
-        <w:rPr>
-          <w:color w:val="343434" w:themeColor="background2" w:themeTint="FF" w:themeShade="40"/>
-          <w:sz w:val="32"/>
-          <w:szCs w:val="32"/>
-        </w:rPr>
-        <w:t xml:space="preserve">Created SASS Laravel APIs and </w:t>
-      </w:r>
-      <w:r>
-        <w:rPr>
-          <w:color w:val="343434" w:themeColor="background2" w:themeTint="FF" w:themeShade="40"/>
-          <w:sz w:val="32"/>
-          <w:szCs w:val="32"/>
-        </w:rPr>
-        <w:t>assisted</w:t>
-      </w:r>
-      <w:r>
-        <w:rPr>
-          <w:color w:val="343434" w:themeColor="background2" w:themeTint="FF" w:themeShade="40"/>
-          <w:sz w:val="32"/>
-          <w:szCs w:val="32"/>
-        </w:rPr>
-        <w:t xml:space="preserve"> other businesses in integrating.</w:t>
-      </w:r>
-    </w:p>
-    <w:p>
-      <w:pPr>
-        <w:pStyle w:val="ListParagraph"/>
-        <w:numPr>
-          <w:ilvl w:val="0"/>
-          <w:numId w:val="3"/>
-        </w:numPr>
-        <w:spacing w:after="0"/>
-        <w:rPr/>
-      </w:pPr>
-      <w:r>
-        <w:rPr>
-          <w:color w:val="343434" w:themeColor="background2" w:themeTint="FF" w:themeShade="40"/>
-          <w:sz w:val="32"/>
-          <w:szCs w:val="32"/>
-        </w:rPr>
-        <w:t>Connected Expo push notifications to backend event system, enabling real time user alerts for new campaigns and reward updates.</w:t>
-      </w:r>
-    </w:p>
-    <w:p>
-      <w:pPr>
-        <w:pStyle w:val="ListParagraph"/>
-        <w:numPr>
-          <w:ilvl w:val="0"/>
-          <w:numId w:val="3"/>
-        </w:numPr>
-        <w:suppressLineNumbers w:val="0"/>
-        <w:bidi w:val="0"/>
-        <w:spacing w:before="0" w:beforeAutospacing="off" w:after="0" w:afterAutospacing="off" w:line="276" w:lineRule="auto"/>
-        <w:ind w:left="720" w:right="0" w:hanging="360"/>
-        <w:jc w:val="left"/>
-        <w:rPr>
-          <w:color w:val="343434" w:themeColor="background2" w:themeTint="FF" w:themeShade="40"/>
-          <w:sz w:val="32"/>
-          <w:szCs w:val="32"/>
-        </w:rPr>
-      </w:pPr>
-      <w:r>
-        <w:rPr>
-          <w:color w:val="343434" w:themeColor="background2" w:themeTint="FF" w:themeShade="40"/>
-          <w:sz w:val="32"/>
-          <w:szCs w:val="32"/>
-        </w:rPr>
-        <w:t xml:space="preserve">Maintained a </w:t>
-      </w:r>
-      <w:r>
-        <w:rPr>
-          <w:color w:val="343434" w:themeColor="background2" w:themeTint="FF" w:themeShade="40"/>
-          <w:sz w:val="32"/>
-          <w:szCs w:val="32"/>
-        </w:rPr>
-        <w:t>FastAPI</w:t>
-      </w:r>
-      <w:r>
-        <w:rPr>
-          <w:color w:val="343434" w:themeColor="background2" w:themeTint="FF" w:themeShade="40"/>
-          <w:sz w:val="32"/>
-          <w:szCs w:val="32"/>
-        </w:rPr>
-        <w:t xml:space="preserve"> microservice.</w:t>
-      </w:r>
-    </w:p>
-    <w:p>
-      <w:pPr>
-        <w:pStyle w:val="ListParagraph"/>
-        <w:numPr>
-          <w:ilvl w:val="0"/>
-          <w:numId w:val="3"/>
-        </w:numPr>
-        <w:spacing w:after="0"/>
-        <w:rPr/>
-      </w:pPr>
-      <w:r>
-        <w:rPr>
-          <w:color w:val="343434" w:themeColor="background2" w:themeTint="FF" w:themeShade="40"/>
-          <w:sz w:val="32"/>
-          <w:szCs w:val="32"/>
-        </w:rPr>
-        <w:t>Integrated social OAuth login and Companies House business verification for creator onboarding, reducing friction and improving trust and compliance.</w:t>
-      </w:r>
-    </w:p>
-    <w:p>
-      <w:pPr>
-        <w:pStyle w:val="ListParagraph"/>
-        <w:numPr>
-          <w:ilvl w:val="0"/>
-          <w:numId w:val="3"/>
-        </w:numPr>
-        <w:spacing w:after="0"/>
-        <w:rPr>
-          <w:color w:val="343434" w:themeColor="background2" w:themeTint="FF" w:themeShade="40"/>
-          <w:sz w:val="32"/>
-          <w:szCs w:val="32"/>
-        </w:rPr>
-      </w:pPr>
-      <w:r>
-        <w:rPr>
-          <w:color w:val="343434" w:themeColor="background2" w:themeTint="FF" w:themeShade="40"/>
-          <w:sz w:val="32"/>
-          <w:szCs w:val="32"/>
-        </w:rPr>
-        <w:t>Participated in code reviews and provided feedback to team members</w:t>
-      </w:r>
-      <w:r>
-        <w:rPr>
-          <w:color w:val="343434" w:themeColor="background2" w:themeTint="FF" w:themeShade="40"/>
-          <w:sz w:val="32"/>
-          <w:szCs w:val="32"/>
-        </w:rPr>
-        <w:t>.</w:t>
-      </w:r>
-    </w:p>
-    <w:p>
-      <w:pPr>
-        <w:pStyle w:val="ListParagraph"/>
-        <w:numPr>
-          <w:ilvl w:val="0"/>
-          <w:numId w:val="3"/>
-        </w:numPr>
-        <w:spacing w:after="0"/>
-        <w:rPr>
-          <w:color w:val="343434" w:themeColor="background2" w:themeTint="FF" w:themeShade="40"/>
-          <w:sz w:val="32"/>
-          <w:szCs w:val="32"/>
-        </w:rPr>
-      </w:pPr>
-      <w:r>
-        <w:rPr>
-          <w:color w:val="343434" w:themeColor="background2" w:themeTint="FF" w:themeShade="40"/>
-          <w:sz w:val="32"/>
-          <w:szCs w:val="32"/>
-        </w:rPr>
-        <w:t>Worked with microservices and modular architecture.</w:t>
-      </w:r>
-    </w:p>
-    <w:p>
-      <w:pPr>
-        <w:pStyle w:val="ListParagraph"/>
-        <w:spacing w:after="0"/>
-        <w:rPr>
-          <w:bCs/>
-          <w:color w:val="343434" w:themeColor="background2" w:themeShade="40"/>
-          <w:sz w:val="32"/>
-          <w:szCs w:val="32"/>
-        </w:rPr>
-      </w:pPr>
-    </w:p>
-    <w:p>
-      <w:pPr>
-        <w:rPr>
-          <w:b/>
-          <w:color w:val="343434" w:themeColor="background2" w:themeShade="40"/>
-          <w:sz w:val="28"/>
-          <w:szCs w:val="28"/>
-        </w:rPr>
-      </w:pPr>
-    </w:p>
-    <w:p>
-      <w:pPr>
         <w:spacing w:after="0"/>
         <w:jc w:val="center"/>
         <w:rPr>
@@ -1531,25 +709,7 @@
           <w:sz w:val="32"/>
           <w:szCs w:val="32"/>
         </w:rPr>
-        <w:t xml:space="preserve">Typescript: </w:t>
-      </w:r>
-      <w:r>
-        <w:rPr>
-          <w:bCs/>
-          <w:color w:val="343434" w:themeColor="background2" w:themeShade="40"/>
-          <w:sz w:val="32"/>
-          <w:szCs w:val="32"/>
-        </w:rPr>
-        <w:t>Node JS</w:t>
-      </w:r>
-      <w:r>
-        <w:rPr>
-          <w:bCs/>
-          <w:color w:val="343434" w:themeColor="background2" w:themeShade="40"/>
-          <w:sz w:val="32"/>
-          <w:szCs w:val="32"/>
-        </w:rPr>
-        <w:t xml:space="preserve"> and Nest JS</w:t>
+        <w:t xml:space="preserve">Typescript: Node JS and Nest JS</w:t>
       </w:r>
     </w:p>
     <w:p>
@@ -1574,16 +734,7 @@
           <w:sz w:val="32"/>
           <w:szCs w:val="32"/>
         </w:rPr>
-        <w:t xml:space="preserve">Relational Databases: </w:t>
-      </w:r>
-      <w:r>
-        <w:rPr>
-          <w:bCs/>
-          <w:color w:val="343434" w:themeColor="background2" w:themeShade="40"/>
-          <w:sz w:val="32"/>
-          <w:szCs w:val="32"/>
-        </w:rPr>
-        <w:t>MySQL, PostgreSQL</w:t>
+        <w:t xml:space="preserve">Relational Databases: MySQL, PostgreSQL</w:t>
       </w:r>
     </w:p>
     <w:p>
@@ -1608,16 +759,7 @@
           <w:sz w:val="32"/>
           <w:szCs w:val="32"/>
         </w:rPr>
-        <w:t>Linux</w:t>
-      </w:r>
-      <w:r>
-        <w:rPr>
-          <w:bCs/>
-          <w:color w:val="343434" w:themeColor="background2" w:themeShade="40"/>
-          <w:sz w:val="32"/>
-          <w:szCs w:val="32"/>
-        </w:rPr>
-        <w:t>/Shell-scripting</w:t>
+        <w:t>Linux/Shell-scripting</w:t>
       </w:r>
     </w:p>
     <w:p>
@@ -1667,16 +809,7 @@
           <w:sz w:val="32"/>
           <w:szCs w:val="32"/>
         </w:rPr>
-        <w:t>Docker</w:t>
-      </w:r>
-      <w:r>
-        <w:rPr>
-          <w:bCs/>
-          <w:color w:val="343434" w:themeColor="background2" w:themeShade="40"/>
-          <w:sz w:val="32"/>
-          <w:szCs w:val="32"/>
-        </w:rPr>
-        <w:t>/Microservices</w:t>
+        <w:t>Docker/Microservices</w:t>
       </w:r>
     </w:p>
     <w:p>
@@ -1875,16 +1008,7 @@
           <w:sz w:val="32"/>
           <w:szCs w:val="32"/>
         </w:rPr>
-        <w:t xml:space="preserve">       </w:t>
-      </w:r>
-      <w:r>
-        <w:rPr>
-          <w:bCs/>
-          <w:color w:val="343434" w:themeColor="background2" w:themeShade="40"/>
-          <w:sz w:val="32"/>
-          <w:szCs w:val="32"/>
-        </w:rPr>
-        <w:t>Access to science (A-levels equivalent) in:</w:t>
+        <w:t xml:space="preserve">       Access to science (A-levels equivalent) in:</w:t>
       </w:r>
     </w:p>
     <w:p>
